--- a/3-Jenkins/Pipeline/Jenkins_docker_java_lab extra.docx
+++ b/3-Jenkins/Pipeline/Jenkins_docker_java_lab extra.docx
@@ -403,11 +403,19 @@
           <w:lang w:val="en-GB"/>
         </w:rPr>
       </w:pPr>
-      <w:r>
-        <w:rPr>
-          <w:lang w:val="en-GB"/>
-        </w:rPr>
-        <w:t>mvn -version</w:t>
+      <w:proofErr w:type="spellStart"/>
+      <w:r>
+        <w:rPr>
+          <w:lang w:val="en-GB"/>
+        </w:rPr>
+        <w:t>mvn</w:t>
+      </w:r>
+      <w:proofErr w:type="spellEnd"/>
+      <w:r>
+        <w:rPr>
+          <w:lang w:val="en-GB"/>
+        </w:rPr>
+        <w:t xml:space="preserve"> -version</w:t>
       </w:r>
     </w:p>
     <w:p>
@@ -451,11 +459,19 @@
           <w:lang w:val="en-GB"/>
         </w:rPr>
       </w:pPr>
-      <w:r>
-        <w:rPr>
-          <w:lang w:val="en-GB"/>
-        </w:rPr>
-        <w:t xml:space="preserve">jenkins </w:t>
+      <w:proofErr w:type="spellStart"/>
+      <w:r>
+        <w:rPr>
+          <w:lang w:val="en-GB"/>
+        </w:rPr>
+        <w:t>jenkins</w:t>
+      </w:r>
+      <w:proofErr w:type="spellEnd"/>
+      <w:r>
+        <w:rPr>
+          <w:lang w:val="en-GB"/>
+        </w:rPr>
+        <w:t xml:space="preserve"> </w:t>
       </w:r>
       <w:r>
         <w:rPr>
@@ -492,22 +508,201 @@
       <w:pPr>
         <w:keepNext/>
         <w:keepLines/>
-      </w:pPr>
-      <w:r>
         <w:rPr>
           <w:sz w:val="28"/>
           <w:szCs w:val="28"/>
-        </w:rPr>
-        <w:lastRenderedPageBreak/>
-        <w:t>Create a new folder called:</w:t>
-      </w:r>
-      <w:r>
-        <w:rPr>
-          <w:b/>
-          <w:bCs/>
+          <w:lang w:val="en-GB"/>
+        </w:rPr>
+      </w:pPr>
+      <w:r>
+        <w:rPr>
           <w:sz w:val="28"/>
           <w:szCs w:val="28"/>
         </w:rPr>
+        <w:lastRenderedPageBreak/>
+        <w:t>Start Jenkins using the following command</w:t>
+      </w:r>
+      <w:r>
+        <w:rPr>
+          <w:sz w:val="28"/>
+          <w:szCs w:val="28"/>
+        </w:rPr>
+        <w:br/>
+      </w:r>
+      <w:r>
+        <w:rPr>
+          <w:sz w:val="28"/>
+          <w:szCs w:val="28"/>
+          <w:lang w:val="en-GB"/>
+        </w:rPr>
+        <w:t xml:space="preserve">docker run -d   -p 8080:8080   -p 50000:50000   -v </w:t>
+      </w:r>
+      <w:proofErr w:type="spellStart"/>
+      <w:r>
+        <w:rPr>
+          <w:sz w:val="28"/>
+          <w:szCs w:val="28"/>
+          <w:lang w:val="en-GB"/>
+        </w:rPr>
+        <w:t>jenkins_home</w:t>
+      </w:r>
+      <w:proofErr w:type="spellEnd"/>
+      <w:r>
+        <w:rPr>
+          <w:sz w:val="28"/>
+          <w:szCs w:val="28"/>
+          <w:lang w:val="en-GB"/>
+        </w:rPr>
+        <w:t>:/var/</w:t>
+      </w:r>
+      <w:proofErr w:type="spellStart"/>
+      <w:r>
+        <w:rPr>
+          <w:sz w:val="28"/>
+          <w:szCs w:val="28"/>
+          <w:lang w:val="en-GB"/>
+        </w:rPr>
+        <w:t>jenkins_home</w:t>
+      </w:r>
+      <w:proofErr w:type="spellEnd"/>
+      <w:r>
+        <w:rPr>
+          <w:sz w:val="28"/>
+          <w:szCs w:val="28"/>
+          <w:lang w:val="en-GB"/>
+        </w:rPr>
+        <w:t xml:space="preserve">   -v /var/run/</w:t>
+      </w:r>
+      <w:proofErr w:type="spellStart"/>
+      <w:r>
+        <w:rPr>
+          <w:sz w:val="28"/>
+          <w:szCs w:val="28"/>
+          <w:lang w:val="en-GB"/>
+        </w:rPr>
+        <w:t>docker.sock</w:t>
+      </w:r>
+      <w:proofErr w:type="spellEnd"/>
+      <w:r>
+        <w:rPr>
+          <w:sz w:val="28"/>
+          <w:szCs w:val="28"/>
+          <w:lang w:val="en-GB"/>
+        </w:rPr>
+        <w:t>:/var/run/</w:t>
+      </w:r>
+      <w:proofErr w:type="spellStart"/>
+      <w:r>
+        <w:rPr>
+          <w:sz w:val="28"/>
+          <w:szCs w:val="28"/>
+          <w:lang w:val="en-GB"/>
+        </w:rPr>
+        <w:t>docker.sock</w:t>
+      </w:r>
+      <w:proofErr w:type="spellEnd"/>
+      <w:r>
+        <w:rPr>
+          <w:sz w:val="28"/>
+          <w:szCs w:val="28"/>
+          <w:lang w:val="en-GB"/>
+        </w:rPr>
+        <w:t xml:space="preserve">   --name </w:t>
+      </w:r>
+      <w:proofErr w:type="spellStart"/>
+      <w:r>
+        <w:rPr>
+          <w:sz w:val="28"/>
+          <w:szCs w:val="28"/>
+          <w:lang w:val="en-GB"/>
+        </w:rPr>
+        <w:t>jenkins</w:t>
+      </w:r>
+      <w:proofErr w:type="spellEnd"/>
+      <w:r>
+        <w:rPr>
+          <w:sz w:val="28"/>
+          <w:szCs w:val="28"/>
+          <w:lang w:val="en-GB"/>
+        </w:rPr>
+        <w:t xml:space="preserve">   </w:t>
+      </w:r>
+      <w:proofErr w:type="spellStart"/>
+      <w:r>
+        <w:rPr>
+          <w:sz w:val="28"/>
+          <w:szCs w:val="28"/>
+          <w:lang w:val="en-GB"/>
+        </w:rPr>
+        <w:t>jenkins</w:t>
+      </w:r>
+      <w:proofErr w:type="spellEnd"/>
+      <w:r>
+        <w:rPr>
+          <w:sz w:val="28"/>
+          <w:szCs w:val="28"/>
+          <w:lang w:val="en-GB"/>
+        </w:rPr>
+        <w:t>/</w:t>
+      </w:r>
+      <w:proofErr w:type="spellStart"/>
+      <w:r>
+        <w:rPr>
+          <w:sz w:val="28"/>
+          <w:szCs w:val="28"/>
+          <w:lang w:val="en-GB"/>
+        </w:rPr>
+        <w:t>jenkins:lts</w:t>
+      </w:r>
+      <w:proofErr w:type="spellEnd"/>
+    </w:p>
+    <w:p>
+      <w:pPr>
+        <w:keepNext/>
+        <w:keepLines/>
+      </w:pPr>
+      <w:r>
+        <w:rPr>
+          <w:sz w:val="28"/>
+          <w:szCs w:val="28"/>
+        </w:rPr>
+        <w:t>(all on one line)</w:t>
+      </w:r>
+      <w:r>
+        <w:rPr>
+          <w:sz w:val="28"/>
+          <w:szCs w:val="28"/>
+        </w:rPr>
+        <w:br/>
+      </w:r>
+      <w:r>
+        <w:rPr>
+          <w:sz w:val="28"/>
+          <w:szCs w:val="28"/>
+        </w:rPr>
+        <w:br/>
+      </w:r>
+      <w:r>
+        <w:rPr>
+          <w:sz w:val="28"/>
+          <w:szCs w:val="28"/>
+        </w:rPr>
+        <w:br/>
+      </w:r>
+      <w:r>
+        <w:rPr>
+          <w:sz w:val="28"/>
+          <w:szCs w:val="28"/>
+        </w:rPr>
+        <w:t>Create a new folder called:</w:t>
+      </w:r>
+      <w:r>
+        <w:rPr>
+          <w:b/>
+          <w:bCs/>
+          <w:sz w:val="28"/>
+          <w:szCs w:val="28"/>
+        </w:rPr>
         <w:t xml:space="preserve"> </w:t>
       </w:r>
       <w:r>
@@ -870,12 +1065,37 @@
       <w:r>
         <w:br/>
       </w:r>
-      <w:r>
-        <w:rPr>
-          <w:b/>
-          <w:bCs/>
-        </w:rPr>
-        <w:t>mvn archetype:generate ^</w:t>
+      <w:proofErr w:type="spellStart"/>
+      <w:r>
+        <w:rPr>
+          <w:b/>
+          <w:bCs/>
+        </w:rPr>
+        <w:t>mvn</w:t>
+      </w:r>
+      <w:proofErr w:type="spellEnd"/>
+      <w:r>
+        <w:rPr>
+          <w:b/>
+          <w:bCs/>
+        </w:rPr>
+        <w:t xml:space="preserve"> </w:t>
+      </w:r>
+      <w:proofErr w:type="spellStart"/>
+      <w:r>
+        <w:rPr>
+          <w:b/>
+          <w:bCs/>
+        </w:rPr>
+        <w:t>archetype:generate</w:t>
+      </w:r>
+      <w:proofErr w:type="spellEnd"/>
+      <w:r>
+        <w:rPr>
+          <w:b/>
+          <w:bCs/>
+        </w:rPr>
+        <w:t xml:space="preserve"> ^</w:t>
       </w:r>
       <w:r>
         <w:rPr>
@@ -883,7 +1103,39 @@
           <w:bCs/>
         </w:rPr>
         <w:br/>
-        <w:t xml:space="preserve"> -DgroupId=com.example ^</w:t>
+        <w:t xml:space="preserve"> -</w:t>
+      </w:r>
+      <w:proofErr w:type="spellStart"/>
+      <w:r>
+        <w:rPr>
+          <w:b/>
+          <w:bCs/>
+        </w:rPr>
+        <w:t>DgroupId</w:t>
+      </w:r>
+      <w:proofErr w:type="spellEnd"/>
+      <w:r>
+        <w:rPr>
+          <w:b/>
+          <w:bCs/>
+        </w:rPr>
+        <w:t>=</w:t>
+      </w:r>
+      <w:proofErr w:type="spellStart"/>
+      <w:r>
+        <w:rPr>
+          <w:b/>
+          <w:bCs/>
+        </w:rPr>
+        <w:t>com.example</w:t>
+      </w:r>
+      <w:proofErr w:type="spellEnd"/>
+      <w:r>
+        <w:rPr>
+          <w:b/>
+          <w:bCs/>
+        </w:rPr>
+        <w:t xml:space="preserve"> ^</w:t>
       </w:r>
       <w:r>
         <w:rPr>
@@ -891,7 +1143,23 @@
           <w:bCs/>
         </w:rPr>
         <w:br/>
-        <w:t xml:space="preserve"> -DartifactId=my-app ^</w:t>
+        <w:t xml:space="preserve"> -</w:t>
+      </w:r>
+      <w:proofErr w:type="spellStart"/>
+      <w:r>
+        <w:rPr>
+          <w:b/>
+          <w:bCs/>
+        </w:rPr>
+        <w:t>DartifactId</w:t>
+      </w:r>
+      <w:proofErr w:type="spellEnd"/>
+      <w:r>
+        <w:rPr>
+          <w:b/>
+          <w:bCs/>
+        </w:rPr>
+        <w:t>=my-app ^</w:t>
       </w:r>
       <w:r>
         <w:rPr>
@@ -899,7 +1167,39 @@
           <w:bCs/>
         </w:rPr>
         <w:br/>
-        <w:t xml:space="preserve"> -DarchetypeArtifactId=maven-archetype-quickstart ^</w:t>
+        <w:t xml:space="preserve"> -</w:t>
+      </w:r>
+      <w:proofErr w:type="spellStart"/>
+      <w:r>
+        <w:rPr>
+          <w:b/>
+          <w:bCs/>
+        </w:rPr>
+        <w:t>DarchetypeArtifactId</w:t>
+      </w:r>
+      <w:proofErr w:type="spellEnd"/>
+      <w:r>
+        <w:rPr>
+          <w:b/>
+          <w:bCs/>
+        </w:rPr>
+        <w:t>=maven-archetype-</w:t>
+      </w:r>
+      <w:proofErr w:type="spellStart"/>
+      <w:r>
+        <w:rPr>
+          <w:b/>
+          <w:bCs/>
+        </w:rPr>
+        <w:t>quickstart</w:t>
+      </w:r>
+      <w:proofErr w:type="spellEnd"/>
+      <w:r>
+        <w:rPr>
+          <w:b/>
+          <w:bCs/>
+        </w:rPr>
+        <w:t xml:space="preserve"> ^</w:t>
       </w:r>
       <w:r>
         <w:rPr>
@@ -907,7 +1207,23 @@
           <w:bCs/>
         </w:rPr>
         <w:br/>
-        <w:t xml:space="preserve"> -DinteractiveMode=false</w:t>
+        <w:t xml:space="preserve"> -</w:t>
+      </w:r>
+      <w:proofErr w:type="spellStart"/>
+      <w:r>
+        <w:rPr>
+          <w:b/>
+          <w:bCs/>
+        </w:rPr>
+        <w:t>DinteractiveMode</w:t>
+      </w:r>
+      <w:proofErr w:type="spellEnd"/>
+      <w:r>
+        <w:rPr>
+          <w:b/>
+          <w:bCs/>
+        </w:rPr>
+        <w:t>=false</w:t>
       </w:r>
       <w:r>
         <w:rPr>
@@ -965,7 +1281,15 @@
     </w:p>
     <w:p>
       <w:r>
-        <w:t>package com.example;</w:t>
+        <w:t xml:space="preserve">package </w:t>
+      </w:r>
+      <w:proofErr w:type="spellStart"/>
+      <w:r>
+        <w:t>com.example</w:t>
+      </w:r>
+      <w:proofErr w:type="spellEnd"/>
+      <w:r>
+        <w:t>;</w:t>
       </w:r>
     </w:p>
     <w:p>
@@ -982,8 +1306,13 @@
       <w:r>
         <w:t xml:space="preserve"> </w:t>
       </w:r>
-      <w:r>
-        <w:t>com.sun.net.httpserver.HttpServer;</w:t>
+      <w:proofErr w:type="spellStart"/>
+      <w:r>
+        <w:t>com.sun.net.httpserver.HttpServer</w:t>
+      </w:r>
+      <w:proofErr w:type="spellEnd"/>
+      <w:r>
+        <w:t>;</w:t>
       </w:r>
       <w:r>
         <w:br/>
@@ -1001,8 +1330,13 @@
       <w:r>
         <w:t xml:space="preserve"> </w:t>
       </w:r>
-      <w:r>
-        <w:t>com.sun.net.httpserver.HttpHandler;</w:t>
+      <w:proofErr w:type="spellStart"/>
+      <w:r>
+        <w:t>com.sun.net.httpserver.HttpHandler</w:t>
+      </w:r>
+      <w:proofErr w:type="spellEnd"/>
+      <w:r>
+        <w:t>;</w:t>
       </w:r>
       <w:r>
         <w:br/>
@@ -1018,7 +1352,15 @@
         <w:t>import</w:t>
       </w:r>
       <w:r>
-        <w:t xml:space="preserve"> com.sun.net.httpserver.HttpExchange;</w:t>
+        <w:t xml:space="preserve"> </w:t>
+      </w:r>
+      <w:proofErr w:type="spellStart"/>
+      <w:r>
+        <w:t>com.sun.net.httpserver.HttpExchange</w:t>
+      </w:r>
+      <w:proofErr w:type="spellEnd"/>
+      <w:r>
+        <w:t>;</w:t>
       </w:r>
       <w:r>
         <w:br/>
@@ -1031,13 +1373,19 @@
           <w:szCs w:val="19"/>
           <w:lang w:val="en-GB"/>
         </w:rPr>
+        <w:lastRenderedPageBreak/>
         <w:t>import</w:t>
       </w:r>
       <w:r>
         <w:t xml:space="preserve"> </w:t>
       </w:r>
-      <w:r>
-        <w:t>java.io.IOException;</w:t>
+      <w:proofErr w:type="spellStart"/>
+      <w:r>
+        <w:t>java.io.IOException</w:t>
+      </w:r>
+      <w:proofErr w:type="spellEnd"/>
+      <w:r>
+        <w:t>;</w:t>
       </w:r>
       <w:r>
         <w:br/>
@@ -1055,8 +1403,13 @@
       <w:r>
         <w:t xml:space="preserve"> </w:t>
       </w:r>
-      <w:r>
-        <w:t>java.io.OutputStream;</w:t>
+      <w:proofErr w:type="spellStart"/>
+      <w:r>
+        <w:t>java.io.OutputStream</w:t>
+      </w:r>
+      <w:proofErr w:type="spellEnd"/>
+      <w:r>
+        <w:t>;</w:t>
       </w:r>
       <w:r>
         <w:br/>
@@ -1074,8 +1427,13 @@
       <w:r>
         <w:t xml:space="preserve"> </w:t>
       </w:r>
-      <w:r>
-        <w:t>java.net.InetSocketAddress;</w:t>
+      <w:proofErr w:type="spellStart"/>
+      <w:r>
+        <w:t>java.net.InetSocketAddress</w:t>
+      </w:r>
+      <w:proofErr w:type="spellEnd"/>
+      <w:r>
+        <w:t>;</w:t>
       </w:r>
     </w:p>
     <w:p>
@@ -1245,7 +1603,29 @@
           <w:szCs w:val="19"/>
           <w:lang w:val="en-GB"/>
         </w:rPr>
-        <w:t xml:space="preserve"> main(String[] args) throws Exception</w:t>
+        <w:t xml:space="preserve"> main(String[] </w:t>
+      </w:r>
+      <w:proofErr w:type="spellStart"/>
+      <w:r>
+        <w:rPr>
+          <w:rFonts w:ascii="Consolas" w:hAnsi="Consolas" w:cs="Consolas"/>
+          <w:color w:val="000000"/>
+          <w:sz w:val="19"/>
+          <w:szCs w:val="19"/>
+          <w:lang w:val="en-GB"/>
+        </w:rPr>
+        <w:t>args</w:t>
+      </w:r>
+      <w:proofErr w:type="spellEnd"/>
+      <w:r>
+        <w:rPr>
+          <w:rFonts w:ascii="Consolas" w:hAnsi="Consolas" w:cs="Consolas"/>
+          <w:color w:val="000000"/>
+          <w:sz w:val="19"/>
+          <w:szCs w:val="19"/>
+          <w:lang w:val="en-GB"/>
+        </w:rPr>
+        <w:t>) throws Exception</w:t>
       </w:r>
       <w:r>
         <w:rPr>
@@ -1290,7 +1670,51 @@
           <w:szCs w:val="19"/>
           <w:lang w:val="en-GB"/>
         </w:rPr>
-        <w:t xml:space="preserve">        HttpServer server = HttpServer.create(</w:t>
+        <w:t xml:space="preserve">        </w:t>
+      </w:r>
+      <w:proofErr w:type="spellStart"/>
+      <w:r>
+        <w:rPr>
+          <w:rFonts w:ascii="Consolas" w:hAnsi="Consolas" w:cs="Consolas"/>
+          <w:color w:val="000000"/>
+          <w:sz w:val="19"/>
+          <w:szCs w:val="19"/>
+          <w:lang w:val="en-GB"/>
+        </w:rPr>
+        <w:t>HttpServer</w:t>
+      </w:r>
+      <w:proofErr w:type="spellEnd"/>
+      <w:r>
+        <w:rPr>
+          <w:rFonts w:ascii="Consolas" w:hAnsi="Consolas" w:cs="Consolas"/>
+          <w:color w:val="000000"/>
+          <w:sz w:val="19"/>
+          <w:szCs w:val="19"/>
+          <w:lang w:val="en-GB"/>
+        </w:rPr>
+        <w:t xml:space="preserve"> server = </w:t>
+      </w:r>
+      <w:proofErr w:type="spellStart"/>
+      <w:r>
+        <w:rPr>
+          <w:rFonts w:ascii="Consolas" w:hAnsi="Consolas" w:cs="Consolas"/>
+          <w:color w:val="000000"/>
+          <w:sz w:val="19"/>
+          <w:szCs w:val="19"/>
+          <w:lang w:val="en-GB"/>
+        </w:rPr>
+        <w:t>HttpServer.create</w:t>
+      </w:r>
+      <w:proofErr w:type="spellEnd"/>
+      <w:r>
+        <w:rPr>
+          <w:rFonts w:ascii="Consolas" w:hAnsi="Consolas" w:cs="Consolas"/>
+          <w:color w:val="000000"/>
+          <w:sz w:val="19"/>
+          <w:szCs w:val="19"/>
+          <w:lang w:val="en-GB"/>
+        </w:rPr>
+        <w:t>(</w:t>
       </w:r>
       <w:r>
         <w:rPr>
@@ -1310,7 +1734,29 @@
           <w:szCs w:val="19"/>
           <w:lang w:val="en-GB"/>
         </w:rPr>
-        <w:t xml:space="preserve"> InetSocketAddress(80</w:t>
+        <w:t xml:space="preserve"> </w:t>
+      </w:r>
+      <w:proofErr w:type="spellStart"/>
+      <w:r>
+        <w:rPr>
+          <w:rFonts w:ascii="Consolas" w:hAnsi="Consolas" w:cs="Consolas"/>
+          <w:color w:val="000000"/>
+          <w:sz w:val="19"/>
+          <w:szCs w:val="19"/>
+          <w:lang w:val="en-GB"/>
+        </w:rPr>
+        <w:t>InetSocketAddress</w:t>
+      </w:r>
+      <w:proofErr w:type="spellEnd"/>
+      <w:r>
+        <w:rPr>
+          <w:rFonts w:ascii="Consolas" w:hAnsi="Consolas" w:cs="Consolas"/>
+          <w:color w:val="000000"/>
+          <w:sz w:val="19"/>
+          <w:szCs w:val="19"/>
+          <w:lang w:val="en-GB"/>
+        </w:rPr>
+        <w:t>(80</w:t>
       </w:r>
       <w:r>
         <w:rPr>
@@ -1355,7 +1801,29 @@
           <w:szCs w:val="19"/>
           <w:lang w:val="en-GB"/>
         </w:rPr>
-        <w:t xml:space="preserve">        server.createContext(</w:t>
+        <w:t xml:space="preserve">        </w:t>
+      </w:r>
+      <w:proofErr w:type="spellStart"/>
+      <w:r>
+        <w:rPr>
+          <w:rFonts w:ascii="Consolas" w:hAnsi="Consolas" w:cs="Consolas"/>
+          <w:color w:val="000000"/>
+          <w:sz w:val="19"/>
+          <w:szCs w:val="19"/>
+          <w:lang w:val="en-GB"/>
+        </w:rPr>
+        <w:t>server.createContext</w:t>
+      </w:r>
+      <w:proofErr w:type="spellEnd"/>
+      <w:r>
+        <w:rPr>
+          <w:rFonts w:ascii="Consolas" w:hAnsi="Consolas" w:cs="Consolas"/>
+          <w:color w:val="000000"/>
+          <w:sz w:val="19"/>
+          <w:szCs w:val="19"/>
+          <w:lang w:val="en-GB"/>
+        </w:rPr>
+        <w:t>(</w:t>
       </w:r>
       <w:r>
         <w:rPr>
@@ -1395,7 +1863,29 @@
           <w:szCs w:val="19"/>
           <w:lang w:val="en-GB"/>
         </w:rPr>
-        <w:t xml:space="preserve"> MyHandler());</w:t>
+        <w:t xml:space="preserve"> </w:t>
+      </w:r>
+      <w:proofErr w:type="spellStart"/>
+      <w:r>
+        <w:rPr>
+          <w:rFonts w:ascii="Consolas" w:hAnsi="Consolas" w:cs="Consolas"/>
+          <w:color w:val="000000"/>
+          <w:sz w:val="19"/>
+          <w:szCs w:val="19"/>
+          <w:lang w:val="en-GB"/>
+        </w:rPr>
+        <w:t>MyHandler</w:t>
+      </w:r>
+      <w:proofErr w:type="spellEnd"/>
+      <w:r>
+        <w:rPr>
+          <w:rFonts w:ascii="Consolas" w:hAnsi="Consolas" w:cs="Consolas"/>
+          <w:color w:val="000000"/>
+          <w:sz w:val="19"/>
+          <w:szCs w:val="19"/>
+          <w:lang w:val="en-GB"/>
+        </w:rPr>
+        <w:t>());</w:t>
       </w:r>
     </w:p>
     <w:p>
@@ -1420,7 +1910,29 @@
           <w:szCs w:val="19"/>
           <w:lang w:val="en-GB"/>
         </w:rPr>
-        <w:t xml:space="preserve">        server.setExecutor(</w:t>
+        <w:t xml:space="preserve">        </w:t>
+      </w:r>
+      <w:proofErr w:type="spellStart"/>
+      <w:r>
+        <w:rPr>
+          <w:rFonts w:ascii="Consolas" w:hAnsi="Consolas" w:cs="Consolas"/>
+          <w:color w:val="000000"/>
+          <w:sz w:val="19"/>
+          <w:szCs w:val="19"/>
+          <w:lang w:val="en-GB"/>
+        </w:rPr>
+        <w:t>server.setExecutor</w:t>
+      </w:r>
+      <w:proofErr w:type="spellEnd"/>
+      <w:r>
+        <w:rPr>
+          <w:rFonts w:ascii="Consolas" w:hAnsi="Consolas" w:cs="Consolas"/>
+          <w:color w:val="000000"/>
+          <w:sz w:val="19"/>
+          <w:szCs w:val="19"/>
+          <w:lang w:val="en-GB"/>
+        </w:rPr>
+        <w:t>(</w:t>
       </w:r>
       <w:r>
         <w:rPr>
@@ -1465,7 +1977,18 @@
           <w:szCs w:val="19"/>
           <w:lang w:val="en-GB"/>
         </w:rPr>
-        <w:t xml:space="preserve">        System.</w:t>
+        <w:t xml:space="preserve">        </w:t>
+      </w:r>
+      <w:proofErr w:type="spellStart"/>
+      <w:r>
+        <w:rPr>
+          <w:rFonts w:ascii="Consolas" w:hAnsi="Consolas" w:cs="Consolas"/>
+          <w:color w:val="000000"/>
+          <w:sz w:val="19"/>
+          <w:szCs w:val="19"/>
+          <w:lang w:val="en-GB"/>
+        </w:rPr>
+        <w:t>System.</w:t>
       </w:r>
       <w:r>
         <w:rPr>
@@ -1485,7 +2008,18 @@
           <w:szCs w:val="19"/>
           <w:lang w:val="en-GB"/>
         </w:rPr>
-        <w:t>.println(</w:t>
+        <w:t>.println</w:t>
+      </w:r>
+      <w:proofErr w:type="spellEnd"/>
+      <w:r>
+        <w:rPr>
+          <w:rFonts w:ascii="Consolas" w:hAnsi="Consolas" w:cs="Consolas"/>
+          <w:color w:val="000000"/>
+          <w:sz w:val="19"/>
+          <w:szCs w:val="19"/>
+          <w:lang w:val="en-GB"/>
+        </w:rPr>
+        <w:t>(</w:t>
       </w:r>
       <w:r>
         <w:rPr>
@@ -1530,7 +2064,29 @@
           <w:szCs w:val="19"/>
           <w:lang w:val="en-GB"/>
         </w:rPr>
-        <w:t xml:space="preserve">        server.start();</w:t>
+        <w:t xml:space="preserve">        </w:t>
+      </w:r>
+      <w:proofErr w:type="spellStart"/>
+      <w:r>
+        <w:rPr>
+          <w:rFonts w:ascii="Consolas" w:hAnsi="Consolas" w:cs="Consolas"/>
+          <w:color w:val="000000"/>
+          <w:sz w:val="19"/>
+          <w:szCs w:val="19"/>
+          <w:lang w:val="en-GB"/>
+        </w:rPr>
+        <w:t>server.start</w:t>
+      </w:r>
+      <w:proofErr w:type="spellEnd"/>
+      <w:r>
+        <w:rPr>
+          <w:rFonts w:ascii="Consolas" w:hAnsi="Consolas" w:cs="Consolas"/>
+          <w:color w:val="000000"/>
+          <w:sz w:val="19"/>
+          <w:szCs w:val="19"/>
+          <w:lang w:val="en-GB"/>
+        </w:rPr>
+        <w:t>();</w:t>
       </w:r>
     </w:p>
     <w:p>
@@ -1637,6 +2193,7 @@
         </w:rPr>
         <w:t xml:space="preserve"> </w:t>
       </w:r>
+      <w:proofErr w:type="spellStart"/>
       <w:r>
         <w:rPr>
           <w:rFonts w:ascii="Consolas" w:hAnsi="Consolas" w:cs="Consolas"/>
@@ -1647,16 +2204,29 @@
         </w:rPr>
         <w:t>MyHandler</w:t>
       </w:r>
-      <w:r>
-        <w:rPr>
-          <w:rFonts w:ascii="Consolas" w:hAnsi="Consolas" w:cs="Consolas"/>
-          <w:color w:val="000000"/>
-          <w:sz w:val="19"/>
-          <w:szCs w:val="19"/>
-          <w:lang w:val="en-GB"/>
-        </w:rPr>
-        <w:t xml:space="preserve"> implements HttpHandler</w:t>
-      </w:r>
+      <w:proofErr w:type="spellEnd"/>
+      <w:r>
+        <w:rPr>
+          <w:rFonts w:ascii="Consolas" w:hAnsi="Consolas" w:cs="Consolas"/>
+          <w:color w:val="000000"/>
+          <w:sz w:val="19"/>
+          <w:szCs w:val="19"/>
+          <w:lang w:val="en-GB"/>
+        </w:rPr>
+        <w:t xml:space="preserve"> implements </w:t>
+      </w:r>
+      <w:proofErr w:type="spellStart"/>
+      <w:r>
+        <w:rPr>
+          <w:rFonts w:ascii="Consolas" w:hAnsi="Consolas" w:cs="Consolas"/>
+          <w:color w:val="000000"/>
+          <w:sz w:val="19"/>
+          <w:szCs w:val="19"/>
+          <w:lang w:val="en-GB"/>
+        </w:rPr>
+        <w:t>HttpHandler</w:t>
+      </w:r>
+      <w:proofErr w:type="spellEnd"/>
       <w:r>
         <w:rPr>
           <w:rFonts w:ascii="Consolas" w:hAnsi="Consolas" w:cs="Consolas"/>
@@ -1700,7 +2270,6 @@
           <w:szCs w:val="19"/>
           <w:lang w:val="en-GB"/>
         </w:rPr>
-        <w:lastRenderedPageBreak/>
         <w:t xml:space="preserve">        </w:t>
       </w:r>
       <w:r>
@@ -1741,8 +2310,42 @@
           <w:szCs w:val="19"/>
           <w:lang w:val="en-GB"/>
         </w:rPr>
-        <w:t xml:space="preserve"> handle(HttpExchange exchange) throws IOException</w:t>
-      </w:r>
+        <w:t xml:space="preserve"> handle(</w:t>
+      </w:r>
+      <w:proofErr w:type="spellStart"/>
+      <w:r>
+        <w:rPr>
+          <w:rFonts w:ascii="Consolas" w:hAnsi="Consolas" w:cs="Consolas"/>
+          <w:color w:val="000000"/>
+          <w:sz w:val="19"/>
+          <w:szCs w:val="19"/>
+          <w:lang w:val="en-GB"/>
+        </w:rPr>
+        <w:t>HttpExchange</w:t>
+      </w:r>
+      <w:proofErr w:type="spellEnd"/>
+      <w:r>
+        <w:rPr>
+          <w:rFonts w:ascii="Consolas" w:hAnsi="Consolas" w:cs="Consolas"/>
+          <w:color w:val="000000"/>
+          <w:sz w:val="19"/>
+          <w:szCs w:val="19"/>
+          <w:lang w:val="en-GB"/>
+        </w:rPr>
+        <w:t xml:space="preserve"> exchange) throws </w:t>
+      </w:r>
+      <w:proofErr w:type="spellStart"/>
+      <w:r>
+        <w:rPr>
+          <w:rFonts w:ascii="Consolas" w:hAnsi="Consolas" w:cs="Consolas"/>
+          <w:color w:val="000000"/>
+          <w:sz w:val="19"/>
+          <w:szCs w:val="19"/>
+          <w:lang w:val="en-GB"/>
+        </w:rPr>
+        <w:t>IOException</w:t>
+      </w:r>
+      <w:proofErr w:type="spellEnd"/>
     </w:p>
     <w:p>
       <w:pPr>
@@ -1836,7 +2439,51 @@
           <w:szCs w:val="19"/>
           <w:lang w:val="en-GB"/>
         </w:rPr>
-        <w:t xml:space="preserve">            exchange.sendResponseHeaders(200, response.length());</w:t>
+        <w:t xml:space="preserve">            </w:t>
+      </w:r>
+      <w:proofErr w:type="spellStart"/>
+      <w:r>
+        <w:rPr>
+          <w:rFonts w:ascii="Consolas" w:hAnsi="Consolas" w:cs="Consolas"/>
+          <w:color w:val="000000"/>
+          <w:sz w:val="19"/>
+          <w:szCs w:val="19"/>
+          <w:lang w:val="en-GB"/>
+        </w:rPr>
+        <w:t>exchange.sendResponseHeaders</w:t>
+      </w:r>
+      <w:proofErr w:type="spellEnd"/>
+      <w:r>
+        <w:rPr>
+          <w:rFonts w:ascii="Consolas" w:hAnsi="Consolas" w:cs="Consolas"/>
+          <w:color w:val="000000"/>
+          <w:sz w:val="19"/>
+          <w:szCs w:val="19"/>
+          <w:lang w:val="en-GB"/>
+        </w:rPr>
+        <w:t xml:space="preserve">(200, </w:t>
+      </w:r>
+      <w:proofErr w:type="spellStart"/>
+      <w:r>
+        <w:rPr>
+          <w:rFonts w:ascii="Consolas" w:hAnsi="Consolas" w:cs="Consolas"/>
+          <w:color w:val="000000"/>
+          <w:sz w:val="19"/>
+          <w:szCs w:val="19"/>
+          <w:lang w:val="en-GB"/>
+        </w:rPr>
+        <w:t>response.length</w:t>
+      </w:r>
+      <w:proofErr w:type="spellEnd"/>
+      <w:r>
+        <w:rPr>
+          <w:rFonts w:ascii="Consolas" w:hAnsi="Consolas" w:cs="Consolas"/>
+          <w:color w:val="000000"/>
+          <w:sz w:val="19"/>
+          <w:szCs w:val="19"/>
+          <w:lang w:val="en-GB"/>
+        </w:rPr>
+        <w:t>());</w:t>
       </w:r>
     </w:p>
     <w:p>
@@ -1861,7 +2508,73 @@
           <w:szCs w:val="19"/>
           <w:lang w:val="en-GB"/>
         </w:rPr>
-        <w:t xml:space="preserve">            OutputStream os = exchange.getResponseBody();</w:t>
+        <w:t xml:space="preserve">            </w:t>
+      </w:r>
+      <w:proofErr w:type="spellStart"/>
+      <w:r>
+        <w:rPr>
+          <w:rFonts w:ascii="Consolas" w:hAnsi="Consolas" w:cs="Consolas"/>
+          <w:color w:val="000000"/>
+          <w:sz w:val="19"/>
+          <w:szCs w:val="19"/>
+          <w:lang w:val="en-GB"/>
+        </w:rPr>
+        <w:t>OutputStream</w:t>
+      </w:r>
+      <w:proofErr w:type="spellEnd"/>
+      <w:r>
+        <w:rPr>
+          <w:rFonts w:ascii="Consolas" w:hAnsi="Consolas" w:cs="Consolas"/>
+          <w:color w:val="000000"/>
+          <w:sz w:val="19"/>
+          <w:szCs w:val="19"/>
+          <w:lang w:val="en-GB"/>
+        </w:rPr>
+        <w:t xml:space="preserve"> </w:t>
+      </w:r>
+      <w:proofErr w:type="spellStart"/>
+      <w:r>
+        <w:rPr>
+          <w:rFonts w:ascii="Consolas" w:hAnsi="Consolas" w:cs="Consolas"/>
+          <w:color w:val="000000"/>
+          <w:sz w:val="19"/>
+          <w:szCs w:val="19"/>
+          <w:lang w:val="en-GB"/>
+        </w:rPr>
+        <w:t>os</w:t>
+      </w:r>
+      <w:proofErr w:type="spellEnd"/>
+      <w:r>
+        <w:rPr>
+          <w:rFonts w:ascii="Consolas" w:hAnsi="Consolas" w:cs="Consolas"/>
+          <w:color w:val="000000"/>
+          <w:sz w:val="19"/>
+          <w:szCs w:val="19"/>
+          <w:lang w:val="en-GB"/>
+        </w:rPr>
+        <w:t xml:space="preserve"> = </w:t>
+      </w:r>
+      <w:proofErr w:type="spellStart"/>
+      <w:r>
+        <w:rPr>
+          <w:rFonts w:ascii="Consolas" w:hAnsi="Consolas" w:cs="Consolas"/>
+          <w:color w:val="000000"/>
+          <w:sz w:val="19"/>
+          <w:szCs w:val="19"/>
+          <w:lang w:val="en-GB"/>
+        </w:rPr>
+        <w:t>exchange.getResponseBody</w:t>
+      </w:r>
+      <w:proofErr w:type="spellEnd"/>
+      <w:r>
+        <w:rPr>
+          <w:rFonts w:ascii="Consolas" w:hAnsi="Consolas" w:cs="Consolas"/>
+          <w:color w:val="000000"/>
+          <w:sz w:val="19"/>
+          <w:szCs w:val="19"/>
+          <w:lang w:val="en-GB"/>
+        </w:rPr>
+        <w:t>();</w:t>
       </w:r>
     </w:p>
     <w:p>
@@ -1886,7 +2599,51 @@
           <w:szCs w:val="19"/>
           <w:lang w:val="en-GB"/>
         </w:rPr>
-        <w:t xml:space="preserve">            os.write(response.getBytes());</w:t>
+        <w:t xml:space="preserve">            </w:t>
+      </w:r>
+      <w:proofErr w:type="spellStart"/>
+      <w:r>
+        <w:rPr>
+          <w:rFonts w:ascii="Consolas" w:hAnsi="Consolas" w:cs="Consolas"/>
+          <w:color w:val="000000"/>
+          <w:sz w:val="19"/>
+          <w:szCs w:val="19"/>
+          <w:lang w:val="en-GB"/>
+        </w:rPr>
+        <w:t>os.write</w:t>
+      </w:r>
+      <w:proofErr w:type="spellEnd"/>
+      <w:r>
+        <w:rPr>
+          <w:rFonts w:ascii="Consolas" w:hAnsi="Consolas" w:cs="Consolas"/>
+          <w:color w:val="000000"/>
+          <w:sz w:val="19"/>
+          <w:szCs w:val="19"/>
+          <w:lang w:val="en-GB"/>
+        </w:rPr>
+        <w:t>(</w:t>
+      </w:r>
+      <w:proofErr w:type="spellStart"/>
+      <w:r>
+        <w:rPr>
+          <w:rFonts w:ascii="Consolas" w:hAnsi="Consolas" w:cs="Consolas"/>
+          <w:color w:val="000000"/>
+          <w:sz w:val="19"/>
+          <w:szCs w:val="19"/>
+          <w:lang w:val="en-GB"/>
+        </w:rPr>
+        <w:t>response.getBytes</w:t>
+      </w:r>
+      <w:proofErr w:type="spellEnd"/>
+      <w:r>
+        <w:rPr>
+          <w:rFonts w:ascii="Consolas" w:hAnsi="Consolas" w:cs="Consolas"/>
+          <w:color w:val="000000"/>
+          <w:sz w:val="19"/>
+          <w:szCs w:val="19"/>
+          <w:lang w:val="en-GB"/>
+        </w:rPr>
+        <w:t>());</w:t>
       </w:r>
     </w:p>
     <w:p>
@@ -1911,7 +2668,29 @@
           <w:szCs w:val="19"/>
           <w:lang w:val="en-GB"/>
         </w:rPr>
-        <w:t xml:space="preserve">            os.close();</w:t>
+        <w:t xml:space="preserve">            </w:t>
+      </w:r>
+      <w:proofErr w:type="spellStart"/>
+      <w:r>
+        <w:rPr>
+          <w:rFonts w:ascii="Consolas" w:hAnsi="Consolas" w:cs="Consolas"/>
+          <w:color w:val="000000"/>
+          <w:sz w:val="19"/>
+          <w:szCs w:val="19"/>
+          <w:lang w:val="en-GB"/>
+        </w:rPr>
+        <w:t>os.close</w:t>
+      </w:r>
+      <w:proofErr w:type="spellEnd"/>
+      <w:r>
+        <w:rPr>
+          <w:rFonts w:ascii="Consolas" w:hAnsi="Consolas" w:cs="Consolas"/>
+          <w:color w:val="000000"/>
+          <w:sz w:val="19"/>
+          <w:szCs w:val="19"/>
+          <w:lang w:val="en-GB"/>
+        </w:rPr>
+        <w:t>();</w:t>
       </w:r>
     </w:p>
     <w:p>
@@ -2061,6 +2840,7 @@
         </w:rPr>
         <w:t xml:space="preserve"> </w:t>
       </w:r>
+      <w:proofErr w:type="spellStart"/>
       <w:r>
         <w:rPr>
           <w:rFonts w:ascii="Consolas" w:hAnsi="Consolas" w:cs="Consolas"/>
@@ -2071,6 +2851,7 @@
         </w:rPr>
         <w:t>xmlns</w:t>
       </w:r>
+      <w:proofErr w:type="spellEnd"/>
       <w:r>
         <w:rPr>
           <w:rFonts w:ascii="Consolas" w:hAnsi="Consolas" w:cs="Consolas"/>
@@ -2136,6 +2917,7 @@
         </w:rPr>
         <w:t xml:space="preserve">         </w:t>
       </w:r>
+      <w:proofErr w:type="spellStart"/>
       <w:r>
         <w:rPr>
           <w:rFonts w:ascii="Consolas" w:hAnsi="Consolas" w:cs="Consolas"/>
@@ -2146,6 +2928,7 @@
         </w:rPr>
         <w:t>xmlns:xsi</w:t>
       </w:r>
+      <w:proofErr w:type="spellEnd"/>
       <w:r>
         <w:rPr>
           <w:rFonts w:ascii="Consolas" w:hAnsi="Consolas" w:cs="Consolas"/>
@@ -2211,6 +2994,7 @@
         </w:rPr>
         <w:t xml:space="preserve">         </w:t>
       </w:r>
+      <w:proofErr w:type="spellStart"/>
       <w:r>
         <w:rPr>
           <w:rFonts w:ascii="Consolas" w:hAnsi="Consolas" w:cs="Consolas"/>
@@ -2221,6 +3005,7 @@
         </w:rPr>
         <w:t>xsi:schemaLocation</w:t>
       </w:r>
+      <w:proofErr w:type="spellEnd"/>
       <w:r>
         <w:rPr>
           <w:rFonts w:ascii="Consolas" w:hAnsi="Consolas" w:cs="Consolas"/>
@@ -2336,6 +3121,7 @@
         </w:rPr>
         <w:t xml:space="preserve">  &lt;</w:t>
       </w:r>
+      <w:proofErr w:type="spellStart"/>
       <w:r>
         <w:rPr>
           <w:rFonts w:ascii="Consolas" w:hAnsi="Consolas" w:cs="Consolas"/>
@@ -2346,6 +3132,7 @@
         </w:rPr>
         <w:t>modelVersion</w:t>
       </w:r>
+      <w:proofErr w:type="spellEnd"/>
       <w:r>
         <w:rPr>
           <w:rFonts w:ascii="Consolas" w:hAnsi="Consolas" w:cs="Consolas"/>
@@ -2376,6 +3163,7 @@
         </w:rPr>
         <w:t>&lt;/</w:t>
       </w:r>
+      <w:proofErr w:type="spellStart"/>
       <w:r>
         <w:rPr>
           <w:rFonts w:ascii="Consolas" w:hAnsi="Consolas" w:cs="Consolas"/>
@@ -2386,6 +3174,7 @@
         </w:rPr>
         <w:t>modelVersion</w:t>
       </w:r>
+      <w:proofErr w:type="spellEnd"/>
       <w:r>
         <w:rPr>
           <w:rFonts w:ascii="Consolas" w:hAnsi="Consolas" w:cs="Consolas"/>
@@ -2436,6 +3225,7 @@
         </w:rPr>
         <w:t xml:space="preserve">  &lt;</w:t>
       </w:r>
+      <w:proofErr w:type="spellStart"/>
       <w:r>
         <w:rPr>
           <w:rFonts w:ascii="Consolas" w:hAnsi="Consolas" w:cs="Consolas"/>
@@ -2446,6 +3236,7 @@
         </w:rPr>
         <w:t>groupId</w:t>
       </w:r>
+      <w:proofErr w:type="spellEnd"/>
       <w:r>
         <w:rPr>
           <w:rFonts w:ascii="Consolas" w:hAnsi="Consolas" w:cs="Consolas"/>
@@ -2456,6 +3247,7 @@
         </w:rPr>
         <w:t>&gt;</w:t>
       </w:r>
+      <w:proofErr w:type="spellStart"/>
       <w:r>
         <w:rPr>
           <w:rFonts w:ascii="Consolas" w:hAnsi="Consolas" w:cs="Consolas"/>
@@ -2466,6 +3258,7 @@
         </w:rPr>
         <w:t>com.example</w:t>
       </w:r>
+      <w:proofErr w:type="spellEnd"/>
       <w:r>
         <w:rPr>
           <w:rFonts w:ascii="Consolas" w:hAnsi="Consolas" w:cs="Consolas"/>
@@ -2476,6 +3269,7 @@
         </w:rPr>
         <w:t>&lt;/</w:t>
       </w:r>
+      <w:proofErr w:type="spellStart"/>
       <w:r>
         <w:rPr>
           <w:rFonts w:ascii="Consolas" w:hAnsi="Consolas" w:cs="Consolas"/>
@@ -2486,6 +3280,7 @@
         </w:rPr>
         <w:t>groupId</w:t>
       </w:r>
+      <w:proofErr w:type="spellEnd"/>
       <w:r>
         <w:rPr>
           <w:rFonts w:ascii="Consolas" w:hAnsi="Consolas" w:cs="Consolas"/>
@@ -2521,6 +3316,7 @@
         </w:rPr>
         <w:t xml:space="preserve">  &lt;</w:t>
       </w:r>
+      <w:proofErr w:type="spellStart"/>
       <w:r>
         <w:rPr>
           <w:rFonts w:ascii="Consolas" w:hAnsi="Consolas" w:cs="Consolas"/>
@@ -2531,6 +3327,7 @@
         </w:rPr>
         <w:t>artifactId</w:t>
       </w:r>
+      <w:proofErr w:type="spellEnd"/>
       <w:r>
         <w:rPr>
           <w:rFonts w:ascii="Consolas" w:hAnsi="Consolas" w:cs="Consolas"/>
@@ -2561,6 +3358,7 @@
         </w:rPr>
         <w:t>&lt;/</w:t>
       </w:r>
+      <w:proofErr w:type="spellStart"/>
       <w:r>
         <w:rPr>
           <w:rFonts w:ascii="Consolas" w:hAnsi="Consolas" w:cs="Consolas"/>
@@ -2571,6 +3369,7 @@
         </w:rPr>
         <w:t>artifactId</w:t>
       </w:r>
+      <w:proofErr w:type="spellEnd"/>
       <w:r>
         <w:rPr>
           <w:rFonts w:ascii="Consolas" w:hAnsi="Consolas" w:cs="Consolas"/>
@@ -2751,6 +3550,7 @@
         </w:rPr>
         <w:t xml:space="preserve">    &lt;</w:t>
       </w:r>
+      <w:proofErr w:type="spellStart"/>
       <w:r>
         <w:rPr>
           <w:rFonts w:ascii="Consolas" w:hAnsi="Consolas" w:cs="Consolas"/>
@@ -2761,6 +3561,7 @@
         </w:rPr>
         <w:t>maven.compiler.source</w:t>
       </w:r>
+      <w:proofErr w:type="spellEnd"/>
       <w:r>
         <w:rPr>
           <w:rFonts w:ascii="Consolas" w:hAnsi="Consolas" w:cs="Consolas"/>
@@ -2791,6 +3592,7 @@
         </w:rPr>
         <w:t>&lt;/</w:t>
       </w:r>
+      <w:proofErr w:type="spellStart"/>
       <w:r>
         <w:rPr>
           <w:rFonts w:ascii="Consolas" w:hAnsi="Consolas" w:cs="Consolas"/>
@@ -2801,6 +3603,7 @@
         </w:rPr>
         <w:t>maven.compiler.source</w:t>
       </w:r>
+      <w:proofErr w:type="spellEnd"/>
       <w:r>
         <w:rPr>
           <w:rFonts w:ascii="Consolas" w:hAnsi="Consolas" w:cs="Consolas"/>
@@ -2836,6 +3639,7 @@
         </w:rPr>
         <w:t xml:space="preserve">    &lt;</w:t>
       </w:r>
+      <w:proofErr w:type="spellStart"/>
       <w:r>
         <w:rPr>
           <w:rFonts w:ascii="Consolas" w:hAnsi="Consolas" w:cs="Consolas"/>
@@ -2846,6 +3650,7 @@
         </w:rPr>
         <w:t>maven.compiler.target</w:t>
       </w:r>
+      <w:proofErr w:type="spellEnd"/>
       <w:r>
         <w:rPr>
           <w:rFonts w:ascii="Consolas" w:hAnsi="Consolas" w:cs="Consolas"/>
@@ -2876,6 +3681,7 @@
         </w:rPr>
         <w:t>&lt;/</w:t>
       </w:r>
+      <w:proofErr w:type="spellStart"/>
       <w:r>
         <w:rPr>
           <w:rFonts w:ascii="Consolas" w:hAnsi="Consolas" w:cs="Consolas"/>
@@ -2886,6 +3692,7 @@
         </w:rPr>
         <w:t>maven.compiler.target</w:t>
       </w:r>
+      <w:proofErr w:type="spellEnd"/>
       <w:r>
         <w:rPr>
           <w:rFonts w:ascii="Consolas" w:hAnsi="Consolas" w:cs="Consolas"/>
@@ -3071,6 +3878,7 @@
         </w:rPr>
         <w:t xml:space="preserve">      &lt;</w:t>
       </w:r>
+      <w:proofErr w:type="spellStart"/>
       <w:r>
         <w:rPr>
           <w:rFonts w:ascii="Consolas" w:hAnsi="Consolas" w:cs="Consolas"/>
@@ -3081,6 +3889,7 @@
         </w:rPr>
         <w:t>groupId</w:t>
       </w:r>
+      <w:proofErr w:type="spellEnd"/>
       <w:r>
         <w:rPr>
           <w:rFonts w:ascii="Consolas" w:hAnsi="Consolas" w:cs="Consolas"/>
@@ -3091,6 +3900,7 @@
         </w:rPr>
         <w:t>&gt;</w:t>
       </w:r>
+      <w:proofErr w:type="spellStart"/>
       <w:r>
         <w:rPr>
           <w:rFonts w:ascii="Consolas" w:hAnsi="Consolas" w:cs="Consolas"/>
@@ -3101,6 +3911,7 @@
         </w:rPr>
         <w:t>junit</w:t>
       </w:r>
+      <w:proofErr w:type="spellEnd"/>
       <w:r>
         <w:rPr>
           <w:rFonts w:ascii="Consolas" w:hAnsi="Consolas" w:cs="Consolas"/>
@@ -3111,6 +3922,7 @@
         </w:rPr>
         <w:t>&lt;/</w:t>
       </w:r>
+      <w:proofErr w:type="spellStart"/>
       <w:r>
         <w:rPr>
           <w:rFonts w:ascii="Consolas" w:hAnsi="Consolas" w:cs="Consolas"/>
@@ -3121,6 +3933,7 @@
         </w:rPr>
         <w:t>groupId</w:t>
       </w:r>
+      <w:proofErr w:type="spellEnd"/>
       <w:r>
         <w:rPr>
           <w:rFonts w:ascii="Consolas" w:hAnsi="Consolas" w:cs="Consolas"/>
@@ -3156,6 +3969,7 @@
         </w:rPr>
         <w:t xml:space="preserve">      &lt;</w:t>
       </w:r>
+      <w:proofErr w:type="spellStart"/>
       <w:r>
         <w:rPr>
           <w:rFonts w:ascii="Consolas" w:hAnsi="Consolas" w:cs="Consolas"/>
@@ -3166,6 +3980,7 @@
         </w:rPr>
         <w:t>artifactId</w:t>
       </w:r>
+      <w:proofErr w:type="spellEnd"/>
       <w:r>
         <w:rPr>
           <w:rFonts w:ascii="Consolas" w:hAnsi="Consolas" w:cs="Consolas"/>
@@ -3176,6 +3991,7 @@
         </w:rPr>
         <w:t>&gt;</w:t>
       </w:r>
+      <w:proofErr w:type="spellStart"/>
       <w:r>
         <w:rPr>
           <w:rFonts w:ascii="Consolas" w:hAnsi="Consolas" w:cs="Consolas"/>
@@ -3186,6 +4002,7 @@
         </w:rPr>
         <w:t>junit</w:t>
       </w:r>
+      <w:proofErr w:type="spellEnd"/>
       <w:r>
         <w:rPr>
           <w:rFonts w:ascii="Consolas" w:hAnsi="Consolas" w:cs="Consolas"/>
@@ -3196,6 +4013,7 @@
         </w:rPr>
         <w:t>&lt;/</w:t>
       </w:r>
+      <w:proofErr w:type="spellStart"/>
       <w:r>
         <w:rPr>
           <w:rFonts w:ascii="Consolas" w:hAnsi="Consolas" w:cs="Consolas"/>
@@ -3206,6 +4024,7 @@
         </w:rPr>
         <w:t>artifactId</w:t>
       </w:r>
+      <w:proofErr w:type="spellEnd"/>
       <w:r>
         <w:rPr>
           <w:rFonts w:ascii="Consolas" w:hAnsi="Consolas" w:cs="Consolas"/>
@@ -3516,6 +4335,7 @@
           <w:szCs w:val="19"/>
           <w:lang w:val="en-GB"/>
         </w:rPr>
+        <w:lastRenderedPageBreak/>
         <w:t>&lt;/</w:t>
       </w:r>
       <w:r>
@@ -3560,6 +4380,7 @@
         </w:rPr>
         <w:br/>
       </w:r>
+      <w:proofErr w:type="spellStart"/>
       <w:r>
         <w:rPr>
           <w:rFonts w:ascii="Courier New" w:hAnsi="Courier New" w:cs="Courier New"/>
@@ -3568,7 +4389,18 @@
           <w:sz w:val="28"/>
           <w:szCs w:val="28"/>
         </w:rPr>
-        <w:t>mvn clean package</w:t>
+        <w:t>mvn</w:t>
+      </w:r>
+      <w:proofErr w:type="spellEnd"/>
+      <w:r>
+        <w:rPr>
+          <w:rFonts w:ascii="Courier New" w:hAnsi="Courier New" w:cs="Courier New"/>
+          <w:b/>
+          <w:bCs/>
+          <w:sz w:val="28"/>
+          <w:szCs w:val="28"/>
+        </w:rPr>
+        <w:t xml:space="preserve"> clean package</w:t>
       </w:r>
       <w:r>
         <w:rPr>
@@ -3625,7 +4457,6 @@
         <w:rPr>
           <w:lang w:val="en-GB"/>
         </w:rPr>
-        <w:lastRenderedPageBreak/>
         <w:t>S</w:t>
       </w:r>
       <w:r>
@@ -3668,8 +4499,20 @@
           <w:sz w:val="24"/>
           <w:szCs w:val="24"/>
         </w:rPr>
-        <w:t>java -cp target/java-docker-demo-1.0.jar com.example.App</w:t>
-      </w:r>
+        <w:t xml:space="preserve">java -cp target/java-docker-demo-1.0.jar </w:t>
+      </w:r>
+      <w:proofErr w:type="spellStart"/>
+      <w:r>
+        <w:rPr>
+          <w:rFonts w:ascii="Courier New" w:hAnsi="Courier New" w:cs="Courier New"/>
+          <w:b/>
+          <w:bCs/>
+          <w:sz w:val="24"/>
+          <w:szCs w:val="24"/>
+        </w:rPr>
+        <w:t>com.example.App</w:t>
+      </w:r>
+      <w:proofErr w:type="spellEnd"/>
     </w:p>
     <w:p>
       <w:pPr>
@@ -3737,8 +4580,13 @@
         <w:t xml:space="preserve">Using Docker: </w:t>
       </w:r>
       <w:r>
-        <w:t>Create the Dockerfile</w:t>
-      </w:r>
+        <w:t xml:space="preserve">Create the </w:t>
+      </w:r>
+      <w:proofErr w:type="spellStart"/>
+      <w:r>
+        <w:t>Dockerfile</w:t>
+      </w:r>
+      <w:proofErr w:type="spellEnd"/>
     </w:p>
     <w:p>
       <w:pPr>
@@ -3763,6 +4611,7 @@
       <w:r>
         <w:t xml:space="preserve">create a file called </w:t>
       </w:r>
+      <w:proofErr w:type="spellStart"/>
       <w:r>
         <w:rPr>
           <w:b/>
@@ -3770,6 +4619,7 @@
         </w:rPr>
         <w:t>Dockerfile</w:t>
       </w:r>
+      <w:proofErr w:type="spellEnd"/>
       <w:r>
         <w:br/>
       </w:r>
@@ -3866,7 +4716,29 @@
           <w:szCs w:val="24"/>
         </w:rPr>
         <w:br/>
-        <w:t>CMD ["java", "-cp", "app.jar", "com.example.App"]</w:t>
+        <w:t>CMD ["java", "-cp", "app.jar", "</w:t>
+      </w:r>
+      <w:proofErr w:type="spellStart"/>
+      <w:r>
+        <w:rPr>
+          <w:rFonts w:ascii="Courier New" w:hAnsi="Courier New" w:cs="Courier New"/>
+          <w:b/>
+          <w:bCs/>
+          <w:sz w:val="24"/>
+          <w:szCs w:val="24"/>
+        </w:rPr>
+        <w:t>com.example.App</w:t>
+      </w:r>
+      <w:proofErr w:type="spellEnd"/>
+      <w:r>
+        <w:rPr>
+          <w:rFonts w:ascii="Courier New" w:hAnsi="Courier New" w:cs="Courier New"/>
+          <w:b/>
+          <w:bCs/>
+          <w:sz w:val="24"/>
+          <w:szCs w:val="24"/>
+        </w:rPr>
+        <w:t>"]</w:t>
       </w:r>
     </w:p>
     <w:p>
@@ -4011,6 +4883,7 @@
         <w:br/>
       </w:r>
       <w:r>
+        <w:lastRenderedPageBreak/>
         <w:br/>
       </w:r>
       <w:r>
@@ -4104,6 +4977,7 @@
       <w:r>
         <w:t xml:space="preserve"> called: </w:t>
       </w:r>
+      <w:proofErr w:type="spellStart"/>
       <w:r>
         <w:rPr>
           <w:b/>
@@ -4111,23 +4985,20 @@
         </w:rPr>
         <w:t>Jenkinsfile</w:t>
       </w:r>
+      <w:proofErr w:type="spellEnd"/>
     </w:p>
     <w:p>
       <w:pPr>
         <w:keepNext/>
         <w:keepLines/>
-        <w:autoSpaceDE w:val="0"/>
-        <w:autoSpaceDN w:val="0"/>
-        <w:adjustRightInd w:val="0"/>
         <w:spacing w:after="0" w:line="240" w:lineRule="auto"/>
-        <w:ind w:left="720"/>
         <w:rPr>
           <w:rFonts w:ascii="Courier New" w:hAnsi="Courier New" w:cs="Courier New"/>
           <w:b/>
           <w:bCs/>
           <w:color w:val="000000"/>
-          <w:sz w:val="20"/>
-          <w:szCs w:val="20"/>
+          <w:sz w:val="16"/>
+          <w:szCs w:val="16"/>
           <w:lang w:val="en-GB"/>
         </w:rPr>
       </w:pPr>
@@ -4137,29 +5008,97 @@
           <w:b/>
           <w:bCs/>
           <w:color w:val="000000"/>
-          <w:sz w:val="20"/>
-          <w:szCs w:val="20"/>
+          <w:sz w:val="16"/>
+          <w:szCs w:val="16"/>
           <w:lang w:val="en-GB"/>
         </w:rPr>
         <w:t>pipeline {</w:t>
+      </w:r>
+      <w:r>
+        <w:rPr>
+          <w:rFonts w:ascii="Courier New" w:hAnsi="Courier New" w:cs="Courier New"/>
+          <w:b/>
+          <w:bCs/>
+          <w:color w:val="000000"/>
+          <w:sz w:val="16"/>
+          <w:szCs w:val="16"/>
+          <w:lang w:val="en-GB"/>
+        </w:rPr>
+        <w:br/>
+      </w:r>
+      <w:r>
+        <w:rPr>
+          <w:rFonts w:ascii="Courier New" w:hAnsi="Courier New" w:cs="Courier New"/>
+          <w:b/>
+          <w:bCs/>
+          <w:color w:val="000000"/>
+          <w:sz w:val="16"/>
+          <w:szCs w:val="16"/>
+          <w:lang w:val="en-GB"/>
+        </w:rPr>
+        <w:t>  agent {</w:t>
+      </w:r>
+      <w:r>
+        <w:rPr>
+          <w:rFonts w:ascii="Courier New" w:hAnsi="Courier New" w:cs="Courier New"/>
+          <w:b/>
+          <w:bCs/>
+          <w:color w:val="000000"/>
+          <w:sz w:val="16"/>
+          <w:szCs w:val="16"/>
+          <w:lang w:val="en-GB"/>
+        </w:rPr>
+        <w:br/>
+      </w:r>
+      <w:r>
+        <w:rPr>
+          <w:rFonts w:ascii="Courier New" w:hAnsi="Courier New" w:cs="Courier New"/>
+          <w:b/>
+          <w:bCs/>
+          <w:color w:val="000000"/>
+          <w:sz w:val="16"/>
+          <w:szCs w:val="16"/>
+          <w:lang w:val="en-GB"/>
+        </w:rPr>
+        <w:t>    docker {</w:t>
+      </w:r>
+      <w:r>
+        <w:rPr>
+          <w:rFonts w:ascii="Courier New" w:hAnsi="Courier New" w:cs="Courier New"/>
+          <w:b/>
+          <w:bCs/>
+          <w:color w:val="000000"/>
+          <w:sz w:val="16"/>
+          <w:szCs w:val="16"/>
+          <w:lang w:val="en-GB"/>
+        </w:rPr>
+        <w:br/>
+      </w:r>
+      <w:r>
+        <w:rPr>
+          <w:rFonts w:ascii="Courier New" w:hAnsi="Courier New" w:cs="Courier New"/>
+          <w:b/>
+          <w:bCs/>
+          <w:color w:val="000000"/>
+          <w:sz w:val="16"/>
+          <w:szCs w:val="16"/>
+          <w:lang w:val="en-GB"/>
+        </w:rPr>
+        <w:t>      image 'ubuntu:22.04'</w:t>
       </w:r>
     </w:p>
     <w:p>
       <w:pPr>
         <w:keepNext/>
         <w:keepLines/>
-        <w:autoSpaceDE w:val="0"/>
-        <w:autoSpaceDN w:val="0"/>
-        <w:adjustRightInd w:val="0"/>
         <w:spacing w:after="0" w:line="240" w:lineRule="auto"/>
-        <w:ind w:left="720"/>
         <w:rPr>
           <w:rFonts w:ascii="Courier New" w:hAnsi="Courier New" w:cs="Courier New"/>
           <w:b/>
           <w:bCs/>
           <w:color w:val="000000"/>
-          <w:sz w:val="20"/>
-          <w:szCs w:val="20"/>
+          <w:sz w:val="16"/>
+          <w:szCs w:val="16"/>
           <w:lang w:val="en-GB"/>
         </w:rPr>
       </w:pPr>
@@ -4169,49 +5108,131 @@
           <w:b/>
           <w:bCs/>
           <w:color w:val="000000"/>
-          <w:sz w:val="20"/>
-          <w:szCs w:val="20"/>
-          <w:lang w:val="en-GB"/>
-        </w:rPr>
-        <w:t xml:space="preserve">    agent any</w:t>
+          <w:sz w:val="16"/>
+          <w:szCs w:val="16"/>
+          <w:lang w:val="en-GB"/>
+        </w:rPr>
+        <w:t xml:space="preserve">      </w:t>
+      </w:r>
+      <w:proofErr w:type="spellStart"/>
+      <w:r>
+        <w:rPr>
+          <w:rFonts w:ascii="Courier New" w:hAnsi="Courier New" w:cs="Courier New"/>
+          <w:b/>
+          <w:bCs/>
+          <w:color w:val="000000"/>
+          <w:sz w:val="16"/>
+          <w:szCs w:val="16"/>
+          <w:lang w:val="en-GB"/>
+        </w:rPr>
+        <w:t>args</w:t>
+      </w:r>
+      <w:proofErr w:type="spellEnd"/>
+      <w:r>
+        <w:rPr>
+          <w:rFonts w:ascii="Courier New" w:hAnsi="Courier New" w:cs="Courier New"/>
+          <w:b/>
+          <w:bCs/>
+          <w:color w:val="000000"/>
+          <w:sz w:val="16"/>
+          <w:szCs w:val="16"/>
+          <w:lang w:val="en-GB"/>
+        </w:rPr>
+        <w:t xml:space="preserve"> '-u root -v /var/run/</w:t>
+      </w:r>
+      <w:proofErr w:type="spellStart"/>
+      <w:r>
+        <w:rPr>
+          <w:rFonts w:ascii="Courier New" w:hAnsi="Courier New" w:cs="Courier New"/>
+          <w:b/>
+          <w:bCs/>
+          <w:color w:val="000000"/>
+          <w:sz w:val="16"/>
+          <w:szCs w:val="16"/>
+          <w:lang w:val="en-GB"/>
+        </w:rPr>
+        <w:t>docker.sock</w:t>
+      </w:r>
+      <w:proofErr w:type="spellEnd"/>
+      <w:r>
+        <w:rPr>
+          <w:rFonts w:ascii="Courier New" w:hAnsi="Courier New" w:cs="Courier New"/>
+          <w:b/>
+          <w:bCs/>
+          <w:color w:val="000000"/>
+          <w:sz w:val="16"/>
+          <w:szCs w:val="16"/>
+          <w:lang w:val="en-GB"/>
+        </w:rPr>
+        <w:t>:/var/run/</w:t>
+      </w:r>
+      <w:proofErr w:type="spellStart"/>
+      <w:r>
+        <w:rPr>
+          <w:rFonts w:ascii="Courier New" w:hAnsi="Courier New" w:cs="Courier New"/>
+          <w:b/>
+          <w:bCs/>
+          <w:color w:val="000000"/>
+          <w:sz w:val="16"/>
+          <w:szCs w:val="16"/>
+          <w:lang w:val="en-GB"/>
+        </w:rPr>
+        <w:t>docker.sock</w:t>
+      </w:r>
+      <w:proofErr w:type="spellEnd"/>
+      <w:r>
+        <w:rPr>
+          <w:rFonts w:ascii="Courier New" w:hAnsi="Courier New" w:cs="Courier New"/>
+          <w:b/>
+          <w:bCs/>
+          <w:color w:val="000000"/>
+          <w:sz w:val="16"/>
+          <w:szCs w:val="16"/>
+          <w:lang w:val="en-GB"/>
+        </w:rPr>
+        <w:t>'</w:t>
       </w:r>
     </w:p>
     <w:p>
       <w:pPr>
         <w:keepNext/>
         <w:keepLines/>
-        <w:autoSpaceDE w:val="0"/>
-        <w:autoSpaceDN w:val="0"/>
-        <w:adjustRightInd w:val="0"/>
         <w:spacing w:after="0" w:line="240" w:lineRule="auto"/>
-        <w:ind w:left="720"/>
         <w:rPr>
           <w:rFonts w:ascii="Courier New" w:hAnsi="Courier New" w:cs="Courier New"/>
           <w:b/>
           <w:bCs/>
           <w:color w:val="000000"/>
-          <w:sz w:val="20"/>
-          <w:szCs w:val="20"/>
-          <w:lang w:val="en-GB"/>
-        </w:rPr>
-      </w:pPr>
+          <w:sz w:val="16"/>
+          <w:szCs w:val="16"/>
+          <w:lang w:val="en-GB"/>
+        </w:rPr>
+      </w:pPr>
+      <w:r>
+        <w:rPr>
+          <w:rFonts w:ascii="Courier New" w:hAnsi="Courier New" w:cs="Courier New"/>
+          <w:b/>
+          <w:bCs/>
+          <w:color w:val="000000"/>
+          <w:sz w:val="16"/>
+          <w:szCs w:val="16"/>
+          <w:lang w:val="en-GB"/>
+        </w:rPr>
+        <w:t>    }</w:t>
+      </w:r>
     </w:p>
     <w:p>
       <w:pPr>
         <w:keepNext/>
         <w:keepLines/>
-        <w:autoSpaceDE w:val="0"/>
-        <w:autoSpaceDN w:val="0"/>
-        <w:adjustRightInd w:val="0"/>
         <w:spacing w:after="0" w:line="240" w:lineRule="auto"/>
-        <w:ind w:left="720"/>
         <w:rPr>
           <w:rFonts w:ascii="Courier New" w:hAnsi="Courier New" w:cs="Courier New"/>
           <w:b/>
           <w:bCs/>
           <w:color w:val="000000"/>
-          <w:sz w:val="20"/>
-          <w:szCs w:val="20"/>
+          <w:sz w:val="16"/>
+          <w:szCs w:val="16"/>
           <w:lang w:val="en-GB"/>
         </w:rPr>
       </w:pPr>
@@ -4221,85 +5242,41 @@
           <w:b/>
           <w:bCs/>
           <w:color w:val="000000"/>
-          <w:sz w:val="20"/>
-          <w:szCs w:val="20"/>
-          <w:lang w:val="en-GB"/>
-        </w:rPr>
-        <w:t xml:space="preserve">    stages {</w:t>
+          <w:sz w:val="16"/>
+          <w:szCs w:val="16"/>
+          <w:lang w:val="en-GB"/>
+        </w:rPr>
+        <w:t>  }</w:t>
       </w:r>
     </w:p>
     <w:p>
       <w:pPr>
         <w:keepNext/>
         <w:keepLines/>
-        <w:autoSpaceDE w:val="0"/>
-        <w:autoSpaceDN w:val="0"/>
-        <w:adjustRightInd w:val="0"/>
         <w:spacing w:after="0" w:line="240" w:lineRule="auto"/>
-        <w:ind w:left="720"/>
         <w:rPr>
           <w:rFonts w:ascii="Courier New" w:hAnsi="Courier New" w:cs="Courier New"/>
           <w:b/>
           <w:bCs/>
           <w:color w:val="000000"/>
-          <w:sz w:val="20"/>
-          <w:szCs w:val="20"/>
-          <w:lang w:val="en-GB"/>
-        </w:rPr>
-      </w:pPr>
-      <w:r>
-        <w:rPr>
-          <w:rFonts w:ascii="Courier New" w:hAnsi="Courier New" w:cs="Courier New"/>
-          <w:b/>
-          <w:bCs/>
-          <w:color w:val="000000"/>
-          <w:sz w:val="20"/>
-          <w:szCs w:val="20"/>
-          <w:lang w:val="en-GB"/>
-        </w:rPr>
-        <w:t xml:space="preserve">        stage(</w:t>
-      </w:r>
-      <w:r>
-        <w:rPr>
-          <w:rFonts w:ascii="Courier New" w:hAnsi="Courier New" w:cs="Courier New"/>
-          <w:b/>
-          <w:bCs/>
-          <w:color w:val="A31515"/>
-          <w:sz w:val="20"/>
-          <w:szCs w:val="20"/>
-          <w:lang w:val="en-GB"/>
-        </w:rPr>
-        <w:t>'Build'</w:t>
-      </w:r>
-      <w:r>
-        <w:rPr>
-          <w:rFonts w:ascii="Courier New" w:hAnsi="Courier New" w:cs="Courier New"/>
-          <w:b/>
-          <w:bCs/>
-          <w:color w:val="000000"/>
-          <w:sz w:val="20"/>
-          <w:szCs w:val="20"/>
-          <w:lang w:val="en-GB"/>
-        </w:rPr>
-        <w:t>) {</w:t>
-      </w:r>
+          <w:sz w:val="16"/>
+          <w:szCs w:val="16"/>
+          <w:lang w:val="en-GB"/>
+        </w:rPr>
+      </w:pPr>
     </w:p>
     <w:p>
       <w:pPr>
         <w:keepNext/>
         <w:keepLines/>
-        <w:autoSpaceDE w:val="0"/>
-        <w:autoSpaceDN w:val="0"/>
-        <w:adjustRightInd w:val="0"/>
         <w:spacing w:after="0" w:line="240" w:lineRule="auto"/>
-        <w:ind w:left="720"/>
         <w:rPr>
           <w:rFonts w:ascii="Courier New" w:hAnsi="Courier New" w:cs="Courier New"/>
           <w:b/>
           <w:bCs/>
           <w:color w:val="000000"/>
-          <w:sz w:val="20"/>
-          <w:szCs w:val="20"/>
+          <w:sz w:val="16"/>
+          <w:szCs w:val="16"/>
           <w:lang w:val="en-GB"/>
         </w:rPr>
       </w:pPr>
@@ -4309,29 +5286,25 @@
           <w:b/>
           <w:bCs/>
           <w:color w:val="000000"/>
-          <w:sz w:val="20"/>
-          <w:szCs w:val="20"/>
-          <w:lang w:val="en-GB"/>
-        </w:rPr>
-        <w:t xml:space="preserve">            steps </w:t>
+          <w:sz w:val="16"/>
+          <w:szCs w:val="16"/>
+          <w:lang w:val="en-GB"/>
+        </w:rPr>
+        <w:t>  parameters {</w:t>
       </w:r>
     </w:p>
     <w:p>
       <w:pPr>
         <w:keepNext/>
         <w:keepLines/>
-        <w:autoSpaceDE w:val="0"/>
-        <w:autoSpaceDN w:val="0"/>
-        <w:adjustRightInd w:val="0"/>
         <w:spacing w:after="0" w:line="240" w:lineRule="auto"/>
-        <w:ind w:left="720"/>
         <w:rPr>
           <w:rFonts w:ascii="Courier New" w:hAnsi="Courier New" w:cs="Courier New"/>
           <w:b/>
           <w:bCs/>
           <w:color w:val="000000"/>
-          <w:sz w:val="20"/>
-          <w:szCs w:val="20"/>
+          <w:sz w:val="16"/>
+          <w:szCs w:val="16"/>
           <w:lang w:val="en-GB"/>
         </w:rPr>
       </w:pPr>
@@ -4341,29 +5314,25 @@
           <w:b/>
           <w:bCs/>
           <w:color w:val="000000"/>
-          <w:sz w:val="20"/>
-          <w:szCs w:val="20"/>
-          <w:lang w:val="en-GB"/>
-        </w:rPr>
-        <w:t xml:space="preserve">            {</w:t>
+          <w:sz w:val="16"/>
+          <w:szCs w:val="16"/>
+          <w:lang w:val="en-GB"/>
+        </w:rPr>
+        <w:t>    choice(name: 'ENV', choices: ['dev', 'test', 'prod'], description: 'Target environment')</w:t>
       </w:r>
     </w:p>
     <w:p>
       <w:pPr>
         <w:keepNext/>
         <w:keepLines/>
-        <w:autoSpaceDE w:val="0"/>
-        <w:autoSpaceDN w:val="0"/>
-        <w:adjustRightInd w:val="0"/>
         <w:spacing w:after="0" w:line="240" w:lineRule="auto"/>
-        <w:ind w:left="720"/>
         <w:rPr>
           <w:rFonts w:ascii="Courier New" w:hAnsi="Courier New" w:cs="Courier New"/>
           <w:b/>
           <w:bCs/>
           <w:color w:val="000000"/>
-          <w:sz w:val="20"/>
-          <w:szCs w:val="20"/>
+          <w:sz w:val="16"/>
+          <w:szCs w:val="16"/>
           <w:lang w:val="en-GB"/>
         </w:rPr>
       </w:pPr>
@@ -4373,73 +5342,41 @@
           <w:b/>
           <w:bCs/>
           <w:color w:val="000000"/>
-          <w:sz w:val="20"/>
-          <w:szCs w:val="20"/>
-          <w:lang w:val="en-GB"/>
-        </w:rPr>
-        <w:t xml:space="preserve">                sh </w:t>
-      </w:r>
-      <w:r>
-        <w:rPr>
-          <w:rFonts w:ascii="Courier New" w:hAnsi="Courier New" w:cs="Courier New"/>
-          <w:b/>
-          <w:bCs/>
-          <w:color w:val="A31515"/>
-          <w:sz w:val="20"/>
-          <w:szCs w:val="20"/>
-          <w:lang w:val="en-GB"/>
-        </w:rPr>
-        <w:t>'mvn clean package'</w:t>
+          <w:sz w:val="16"/>
+          <w:szCs w:val="16"/>
+          <w:lang w:val="en-GB"/>
+        </w:rPr>
+        <w:t>  }</w:t>
       </w:r>
     </w:p>
     <w:p>
       <w:pPr>
         <w:keepNext/>
         <w:keepLines/>
-        <w:autoSpaceDE w:val="0"/>
-        <w:autoSpaceDN w:val="0"/>
-        <w:adjustRightInd w:val="0"/>
         <w:spacing w:after="0" w:line="240" w:lineRule="auto"/>
-        <w:ind w:left="720"/>
         <w:rPr>
           <w:rFonts w:ascii="Courier New" w:hAnsi="Courier New" w:cs="Courier New"/>
           <w:b/>
           <w:bCs/>
           <w:color w:val="000000"/>
-          <w:sz w:val="20"/>
-          <w:szCs w:val="20"/>
-          <w:lang w:val="en-GB"/>
-        </w:rPr>
-      </w:pPr>
-      <w:r>
-        <w:rPr>
-          <w:rFonts w:ascii="Courier New" w:hAnsi="Courier New" w:cs="Courier New"/>
-          <w:b/>
-          <w:bCs/>
-          <w:color w:val="000000"/>
-          <w:sz w:val="20"/>
-          <w:szCs w:val="20"/>
-          <w:lang w:val="en-GB"/>
-        </w:rPr>
-        <w:t xml:space="preserve">            }</w:t>
-      </w:r>
+          <w:sz w:val="16"/>
+          <w:szCs w:val="16"/>
+          <w:lang w:val="en-GB"/>
+        </w:rPr>
+      </w:pPr>
     </w:p>
     <w:p>
       <w:pPr>
         <w:keepNext/>
         <w:keepLines/>
-        <w:autoSpaceDE w:val="0"/>
-        <w:autoSpaceDN w:val="0"/>
-        <w:adjustRightInd w:val="0"/>
         <w:spacing w:after="0" w:line="240" w:lineRule="auto"/>
-        <w:ind w:left="720"/>
         <w:rPr>
           <w:rFonts w:ascii="Courier New" w:hAnsi="Courier New" w:cs="Courier New"/>
           <w:b/>
           <w:bCs/>
           <w:color w:val="000000"/>
-          <w:sz w:val="20"/>
-          <w:szCs w:val="20"/>
+          <w:sz w:val="16"/>
+          <w:szCs w:val="16"/>
           <w:lang w:val="en-GB"/>
         </w:rPr>
       </w:pPr>
@@ -4449,49 +5386,53 @@
           <w:b/>
           <w:bCs/>
           <w:color w:val="000000"/>
-          <w:sz w:val="20"/>
-          <w:szCs w:val="20"/>
-          <w:lang w:val="en-GB"/>
-        </w:rPr>
-        <w:t xml:space="preserve">        }</w:t>
+          <w:sz w:val="16"/>
+          <w:szCs w:val="16"/>
+          <w:lang w:val="en-GB"/>
+        </w:rPr>
+        <w:t>  stages {</w:t>
       </w:r>
     </w:p>
     <w:p>
       <w:pPr>
         <w:keepNext/>
         <w:keepLines/>
-        <w:autoSpaceDE w:val="0"/>
-        <w:autoSpaceDN w:val="0"/>
-        <w:adjustRightInd w:val="0"/>
         <w:spacing w:after="0" w:line="240" w:lineRule="auto"/>
-        <w:ind w:left="720"/>
         <w:rPr>
           <w:rFonts w:ascii="Courier New" w:hAnsi="Courier New" w:cs="Courier New"/>
           <w:b/>
           <w:bCs/>
           <w:color w:val="000000"/>
-          <w:sz w:val="20"/>
-          <w:szCs w:val="20"/>
-          <w:lang w:val="en-GB"/>
-        </w:rPr>
-      </w:pPr>
+          <w:sz w:val="16"/>
+          <w:szCs w:val="16"/>
+          <w:lang w:val="en-GB"/>
+        </w:rPr>
+      </w:pPr>
+      <w:r>
+        <w:rPr>
+          <w:rFonts w:ascii="Courier New" w:hAnsi="Courier New" w:cs="Courier New"/>
+          <w:b/>
+          <w:bCs/>
+          <w:color w:val="000000"/>
+          <w:sz w:val="16"/>
+          <w:szCs w:val="16"/>
+          <w:lang w:val="en-GB"/>
+        </w:rPr>
+        <w:t>    stage('Install Docker CLI') {</w:t>
+      </w:r>
     </w:p>
     <w:p>
       <w:pPr>
         <w:keepNext/>
         <w:keepLines/>
-        <w:autoSpaceDE w:val="0"/>
-        <w:autoSpaceDN w:val="0"/>
-        <w:adjustRightInd w:val="0"/>
         <w:spacing w:after="0" w:line="240" w:lineRule="auto"/>
-        <w:ind w:left="720"/>
         <w:rPr>
           <w:rFonts w:ascii="Courier New" w:hAnsi="Courier New" w:cs="Courier New"/>
           <w:b/>
           <w:bCs/>
           <w:color w:val="000000"/>
-          <w:sz w:val="20"/>
-          <w:szCs w:val="20"/>
+          <w:sz w:val="16"/>
+          <w:szCs w:val="16"/>
           <w:lang w:val="en-GB"/>
         </w:rPr>
       </w:pPr>
@@ -4501,53 +5442,25 @@
           <w:b/>
           <w:bCs/>
           <w:color w:val="000000"/>
-          <w:sz w:val="20"/>
-          <w:szCs w:val="20"/>
-          <w:lang w:val="en-GB"/>
-        </w:rPr>
-        <w:t xml:space="preserve">        stage(</w:t>
-      </w:r>
-      <w:r>
-        <w:rPr>
-          <w:rFonts w:ascii="Courier New" w:hAnsi="Courier New" w:cs="Courier New"/>
-          <w:b/>
-          <w:bCs/>
-          <w:color w:val="A31515"/>
-          <w:sz w:val="20"/>
-          <w:szCs w:val="20"/>
-          <w:lang w:val="en-GB"/>
-        </w:rPr>
-        <w:t>'Build Docker Image'</w:t>
-      </w:r>
-      <w:r>
-        <w:rPr>
-          <w:rFonts w:ascii="Courier New" w:hAnsi="Courier New" w:cs="Courier New"/>
-          <w:b/>
-          <w:bCs/>
-          <w:color w:val="000000"/>
-          <w:sz w:val="20"/>
-          <w:szCs w:val="20"/>
-          <w:lang w:val="en-GB"/>
-        </w:rPr>
-        <w:t>) {</w:t>
+          <w:sz w:val="16"/>
+          <w:szCs w:val="16"/>
+          <w:lang w:val="en-GB"/>
+        </w:rPr>
+        <w:t>      steps {</w:t>
       </w:r>
     </w:p>
     <w:p>
       <w:pPr>
         <w:keepNext/>
         <w:keepLines/>
-        <w:autoSpaceDE w:val="0"/>
-        <w:autoSpaceDN w:val="0"/>
-        <w:adjustRightInd w:val="0"/>
         <w:spacing w:after="0" w:line="240" w:lineRule="auto"/>
-        <w:ind w:left="720"/>
         <w:rPr>
           <w:rFonts w:ascii="Courier New" w:hAnsi="Courier New" w:cs="Courier New"/>
           <w:b/>
           <w:bCs/>
           <w:color w:val="000000"/>
-          <w:sz w:val="20"/>
-          <w:szCs w:val="20"/>
+          <w:sz w:val="16"/>
+          <w:szCs w:val="16"/>
           <w:lang w:val="en-GB"/>
         </w:rPr>
       </w:pPr>
@@ -4557,29 +5470,51 @@
           <w:b/>
           <w:bCs/>
           <w:color w:val="000000"/>
-          <w:sz w:val="20"/>
-          <w:szCs w:val="20"/>
-          <w:lang w:val="en-GB"/>
-        </w:rPr>
-        <w:t xml:space="preserve">            steps {</w:t>
+          <w:sz w:val="16"/>
+          <w:szCs w:val="16"/>
+          <w:lang w:val="en-GB"/>
+        </w:rPr>
+        <w:t xml:space="preserve">        </w:t>
+      </w:r>
+      <w:proofErr w:type="spellStart"/>
+      <w:r>
+        <w:rPr>
+          <w:rFonts w:ascii="Courier New" w:hAnsi="Courier New" w:cs="Courier New"/>
+          <w:b/>
+          <w:bCs/>
+          <w:color w:val="000000"/>
+          <w:sz w:val="16"/>
+          <w:szCs w:val="16"/>
+          <w:lang w:val="en-GB"/>
+        </w:rPr>
+        <w:t>sh</w:t>
+      </w:r>
+      <w:proofErr w:type="spellEnd"/>
+      <w:r>
+        <w:rPr>
+          <w:rFonts w:ascii="Courier New" w:hAnsi="Courier New" w:cs="Courier New"/>
+          <w:b/>
+          <w:bCs/>
+          <w:color w:val="000000"/>
+          <w:sz w:val="16"/>
+          <w:szCs w:val="16"/>
+          <w:lang w:val="en-GB"/>
+        </w:rPr>
+        <w:t xml:space="preserve"> '''</w:t>
       </w:r>
     </w:p>
     <w:p>
       <w:pPr>
         <w:keepNext/>
         <w:keepLines/>
-        <w:autoSpaceDE w:val="0"/>
-        <w:autoSpaceDN w:val="0"/>
-        <w:adjustRightInd w:val="0"/>
         <w:spacing w:after="0" w:line="240" w:lineRule="auto"/>
-        <w:ind w:left="720"/>
         <w:rPr>
           <w:rFonts w:ascii="Courier New" w:hAnsi="Courier New" w:cs="Courier New"/>
           <w:b/>
           <w:bCs/>
           <w:color w:val="000000"/>
-          <w:sz w:val="20"/>
-          <w:szCs w:val="20"/>
+          <w:sz w:val="16"/>
+          <w:szCs w:val="16"/>
           <w:lang w:val="en-GB"/>
         </w:rPr>
       </w:pPr>
@@ -4589,41 +5524,25 @@
           <w:b/>
           <w:bCs/>
           <w:color w:val="000000"/>
-          <w:sz w:val="20"/>
-          <w:szCs w:val="20"/>
-          <w:lang w:val="en-GB"/>
-        </w:rPr>
-        <w:t xml:space="preserve">                sh </w:t>
-      </w:r>
-      <w:r>
-        <w:rPr>
-          <w:rFonts w:ascii="Courier New" w:hAnsi="Courier New" w:cs="Courier New"/>
-          <w:b/>
-          <w:bCs/>
-          <w:color w:val="A31515"/>
-          <w:sz w:val="20"/>
-          <w:szCs w:val="20"/>
-          <w:lang w:val="en-GB"/>
-        </w:rPr>
-        <w:t>'docker build -t java-docker-demo .'</w:t>
+          <w:sz w:val="16"/>
+          <w:szCs w:val="16"/>
+          <w:lang w:val="en-GB"/>
+        </w:rPr>
+        <w:t>          apt-get update</w:t>
       </w:r>
     </w:p>
     <w:p>
       <w:pPr>
         <w:keepNext/>
         <w:keepLines/>
-        <w:autoSpaceDE w:val="0"/>
-        <w:autoSpaceDN w:val="0"/>
-        <w:adjustRightInd w:val="0"/>
         <w:spacing w:after="0" w:line="240" w:lineRule="auto"/>
-        <w:ind w:left="720"/>
         <w:rPr>
           <w:rFonts w:ascii="Courier New" w:hAnsi="Courier New" w:cs="Courier New"/>
           <w:b/>
           <w:bCs/>
           <w:color w:val="000000"/>
-          <w:sz w:val="20"/>
-          <w:szCs w:val="20"/>
+          <w:sz w:val="16"/>
+          <w:szCs w:val="16"/>
           <w:lang w:val="en-GB"/>
         </w:rPr>
       </w:pPr>
@@ -4633,29 +5552,25 @@
           <w:b/>
           <w:bCs/>
           <w:color w:val="000000"/>
-          <w:sz w:val="20"/>
-          <w:szCs w:val="20"/>
-          <w:lang w:val="en-GB"/>
-        </w:rPr>
-        <w:t xml:space="preserve">            }</w:t>
+          <w:sz w:val="16"/>
+          <w:szCs w:val="16"/>
+          <w:lang w:val="en-GB"/>
+        </w:rPr>
+        <w:t>          apt-get install -y docker.io</w:t>
       </w:r>
     </w:p>
     <w:p>
       <w:pPr>
         <w:keepNext/>
         <w:keepLines/>
-        <w:autoSpaceDE w:val="0"/>
-        <w:autoSpaceDN w:val="0"/>
-        <w:adjustRightInd w:val="0"/>
         <w:spacing w:after="0" w:line="240" w:lineRule="auto"/>
-        <w:ind w:left="720"/>
         <w:rPr>
           <w:rFonts w:ascii="Courier New" w:hAnsi="Courier New" w:cs="Courier New"/>
           <w:b/>
           <w:bCs/>
           <w:color w:val="000000"/>
-          <w:sz w:val="20"/>
-          <w:szCs w:val="20"/>
+          <w:sz w:val="16"/>
+          <w:szCs w:val="16"/>
           <w:lang w:val="en-GB"/>
         </w:rPr>
       </w:pPr>
@@ -4665,49 +5580,53 @@
           <w:b/>
           <w:bCs/>
           <w:color w:val="000000"/>
-          <w:sz w:val="20"/>
-          <w:szCs w:val="20"/>
-          <w:lang w:val="en-GB"/>
-        </w:rPr>
-        <w:t xml:space="preserve">        }</w:t>
+          <w:sz w:val="16"/>
+          <w:szCs w:val="16"/>
+          <w:lang w:val="en-GB"/>
+        </w:rPr>
+        <w:t>        '''</w:t>
       </w:r>
     </w:p>
     <w:p>
       <w:pPr>
         <w:keepNext/>
         <w:keepLines/>
-        <w:autoSpaceDE w:val="0"/>
-        <w:autoSpaceDN w:val="0"/>
-        <w:adjustRightInd w:val="0"/>
         <w:spacing w:after="0" w:line="240" w:lineRule="auto"/>
-        <w:ind w:left="720"/>
         <w:rPr>
           <w:rFonts w:ascii="Courier New" w:hAnsi="Courier New" w:cs="Courier New"/>
           <w:b/>
           <w:bCs/>
           <w:color w:val="000000"/>
-          <w:sz w:val="20"/>
-          <w:szCs w:val="20"/>
-          <w:lang w:val="en-GB"/>
-        </w:rPr>
-      </w:pPr>
+          <w:sz w:val="16"/>
+          <w:szCs w:val="16"/>
+          <w:lang w:val="en-GB"/>
+        </w:rPr>
+      </w:pPr>
+      <w:r>
+        <w:rPr>
+          <w:rFonts w:ascii="Courier New" w:hAnsi="Courier New" w:cs="Courier New"/>
+          <w:b/>
+          <w:bCs/>
+          <w:color w:val="000000"/>
+          <w:sz w:val="16"/>
+          <w:szCs w:val="16"/>
+          <w:lang w:val="en-GB"/>
+        </w:rPr>
+        <w:t>      }</w:t>
+      </w:r>
     </w:p>
     <w:p>
       <w:pPr>
         <w:keepNext/>
         <w:keepLines/>
-        <w:autoSpaceDE w:val="0"/>
-        <w:autoSpaceDN w:val="0"/>
-        <w:adjustRightInd w:val="0"/>
         <w:spacing w:after="0" w:line="240" w:lineRule="auto"/>
-        <w:ind w:left="720"/>
         <w:rPr>
           <w:rFonts w:ascii="Courier New" w:hAnsi="Courier New" w:cs="Courier New"/>
           <w:b/>
           <w:bCs/>
           <w:color w:val="000000"/>
-          <w:sz w:val="20"/>
-          <w:szCs w:val="20"/>
+          <w:sz w:val="16"/>
+          <w:szCs w:val="16"/>
           <w:lang w:val="en-GB"/>
         </w:rPr>
       </w:pPr>
@@ -4717,85 +5636,41 @@
           <w:b/>
           <w:bCs/>
           <w:color w:val="000000"/>
-          <w:sz w:val="20"/>
-          <w:szCs w:val="20"/>
-          <w:lang w:val="en-GB"/>
-        </w:rPr>
-        <w:t xml:space="preserve">        stage(</w:t>
-      </w:r>
-      <w:r>
-        <w:rPr>
-          <w:rFonts w:ascii="Courier New" w:hAnsi="Courier New" w:cs="Courier New"/>
-          <w:b/>
-          <w:bCs/>
-          <w:color w:val="A31515"/>
-          <w:sz w:val="20"/>
-          <w:szCs w:val="20"/>
-          <w:lang w:val="en-GB"/>
-        </w:rPr>
-        <w:t>'Run Container'</w:t>
-      </w:r>
-      <w:r>
-        <w:rPr>
-          <w:rFonts w:ascii="Courier New" w:hAnsi="Courier New" w:cs="Courier New"/>
-          <w:b/>
-          <w:bCs/>
-          <w:color w:val="000000"/>
-          <w:sz w:val="20"/>
-          <w:szCs w:val="20"/>
-          <w:lang w:val="en-GB"/>
-        </w:rPr>
-        <w:t>) {</w:t>
+          <w:sz w:val="16"/>
+          <w:szCs w:val="16"/>
+          <w:lang w:val="en-GB"/>
+        </w:rPr>
+        <w:t>    }</w:t>
       </w:r>
     </w:p>
     <w:p>
       <w:pPr>
         <w:keepNext/>
         <w:keepLines/>
-        <w:autoSpaceDE w:val="0"/>
-        <w:autoSpaceDN w:val="0"/>
-        <w:adjustRightInd w:val="0"/>
         <w:spacing w:after="0" w:line="240" w:lineRule="auto"/>
-        <w:ind w:left="720"/>
         <w:rPr>
           <w:rFonts w:ascii="Courier New" w:hAnsi="Courier New" w:cs="Courier New"/>
           <w:b/>
           <w:bCs/>
           <w:color w:val="000000"/>
-          <w:sz w:val="20"/>
-          <w:szCs w:val="20"/>
-          <w:lang w:val="en-GB"/>
-        </w:rPr>
-      </w:pPr>
-      <w:r>
-        <w:rPr>
-          <w:rFonts w:ascii="Courier New" w:hAnsi="Courier New" w:cs="Courier New"/>
-          <w:b/>
-          <w:bCs/>
-          <w:color w:val="000000"/>
-          <w:sz w:val="20"/>
-          <w:szCs w:val="20"/>
-          <w:lang w:val="en-GB"/>
-        </w:rPr>
-        <w:t xml:space="preserve">            steps {</w:t>
-      </w:r>
+          <w:sz w:val="16"/>
+          <w:szCs w:val="16"/>
+          <w:lang w:val="en-GB"/>
+        </w:rPr>
+      </w:pPr>
     </w:p>
     <w:p>
       <w:pPr>
         <w:keepNext/>
         <w:keepLines/>
-        <w:autoSpaceDE w:val="0"/>
-        <w:autoSpaceDN w:val="0"/>
-        <w:adjustRightInd w:val="0"/>
         <w:spacing w:after="0" w:line="240" w:lineRule="auto"/>
-        <w:ind w:left="720"/>
         <w:rPr>
           <w:rFonts w:ascii="Courier New" w:hAnsi="Courier New" w:cs="Courier New"/>
           <w:b/>
           <w:bCs/>
           <w:color w:val="000000"/>
-          <w:sz w:val="20"/>
-          <w:szCs w:val="20"/>
+          <w:sz w:val="16"/>
+          <w:szCs w:val="16"/>
           <w:lang w:val="en-GB"/>
         </w:rPr>
       </w:pPr>
@@ -4805,89 +5680,25 @@
           <w:b/>
           <w:bCs/>
           <w:color w:val="000000"/>
-          <w:sz w:val="20"/>
-          <w:szCs w:val="20"/>
-          <w:lang w:val="en-GB"/>
-        </w:rPr>
-        <w:t xml:space="preserve">                sh </w:t>
-      </w:r>
-      <w:r>
-        <w:rPr>
-          <w:rFonts w:ascii="Courier New" w:hAnsi="Courier New" w:cs="Courier New"/>
-          <w:b/>
-          <w:bCs/>
-          <w:color w:val="A31515"/>
-          <w:sz w:val="20"/>
-          <w:szCs w:val="20"/>
-          <w:lang w:val="en-GB"/>
-        </w:rPr>
-        <w:t>'docker run -d -p 80</w:t>
-      </w:r>
-      <w:r>
-        <w:rPr>
-          <w:rFonts w:ascii="Courier New" w:hAnsi="Courier New" w:cs="Courier New"/>
-          <w:b/>
-          <w:bCs/>
-          <w:color w:val="A31515"/>
-          <w:sz w:val="20"/>
-          <w:szCs w:val="20"/>
-          <w:lang w:val="en-GB"/>
-        </w:rPr>
-        <w:t>9</w:t>
-      </w:r>
-      <w:r>
-        <w:rPr>
-          <w:rFonts w:ascii="Courier New" w:hAnsi="Courier New" w:cs="Courier New"/>
-          <w:b/>
-          <w:bCs/>
-          <w:color w:val="A31515"/>
-          <w:sz w:val="20"/>
-          <w:szCs w:val="20"/>
-          <w:lang w:val="en-GB"/>
-        </w:rPr>
-        <w:t>0:80</w:t>
-      </w:r>
-      <w:r>
-        <w:rPr>
-          <w:rFonts w:ascii="Courier New" w:hAnsi="Courier New" w:cs="Courier New"/>
-          <w:b/>
-          <w:bCs/>
-          <w:color w:val="A31515"/>
-          <w:sz w:val="20"/>
-          <w:szCs w:val="20"/>
-          <w:lang w:val="en-GB"/>
-        </w:rPr>
-        <w:t>9</w:t>
-      </w:r>
-      <w:r>
-        <w:rPr>
-          <w:rFonts w:ascii="Courier New" w:hAnsi="Courier New" w:cs="Courier New"/>
-          <w:b/>
-          <w:bCs/>
-          <w:color w:val="A31515"/>
-          <w:sz w:val="20"/>
-          <w:szCs w:val="20"/>
-          <w:lang w:val="en-GB"/>
-        </w:rPr>
-        <w:t>0 java-docker-demo'</w:t>
+          <w:sz w:val="16"/>
+          <w:szCs w:val="16"/>
+          <w:lang w:val="en-GB"/>
+        </w:rPr>
+        <w:t>    stage('Checkout') {</w:t>
       </w:r>
     </w:p>
     <w:p>
       <w:pPr>
         <w:keepNext/>
         <w:keepLines/>
-        <w:autoSpaceDE w:val="0"/>
-        <w:autoSpaceDN w:val="0"/>
-        <w:adjustRightInd w:val="0"/>
         <w:spacing w:after="0" w:line="240" w:lineRule="auto"/>
-        <w:ind w:left="720"/>
         <w:rPr>
           <w:rFonts w:ascii="Courier New" w:hAnsi="Courier New" w:cs="Courier New"/>
           <w:b/>
           <w:bCs/>
           <w:color w:val="000000"/>
-          <w:sz w:val="20"/>
-          <w:szCs w:val="20"/>
+          <w:sz w:val="16"/>
+          <w:szCs w:val="16"/>
           <w:lang w:val="en-GB"/>
         </w:rPr>
       </w:pPr>
@@ -4897,29 +5708,25 @@
           <w:b/>
           <w:bCs/>
           <w:color w:val="000000"/>
-          <w:sz w:val="20"/>
-          <w:szCs w:val="20"/>
-          <w:lang w:val="en-GB"/>
-        </w:rPr>
-        <w:t xml:space="preserve">            }</w:t>
+          <w:sz w:val="16"/>
+          <w:szCs w:val="16"/>
+          <w:lang w:val="en-GB"/>
+        </w:rPr>
+        <w:t>      steps {</w:t>
       </w:r>
     </w:p>
     <w:p>
       <w:pPr>
         <w:keepNext/>
         <w:keepLines/>
-        <w:autoSpaceDE w:val="0"/>
-        <w:autoSpaceDN w:val="0"/>
-        <w:adjustRightInd w:val="0"/>
         <w:spacing w:after="0" w:line="240" w:lineRule="auto"/>
-        <w:ind w:left="720"/>
         <w:rPr>
           <w:rFonts w:ascii="Courier New" w:hAnsi="Courier New" w:cs="Courier New"/>
           <w:b/>
           <w:bCs/>
           <w:color w:val="000000"/>
-          <w:sz w:val="20"/>
-          <w:szCs w:val="20"/>
+          <w:sz w:val="16"/>
+          <w:szCs w:val="16"/>
           <w:lang w:val="en-GB"/>
         </w:rPr>
       </w:pPr>
@@ -4929,29 +5736,39 @@
           <w:b/>
           <w:bCs/>
           <w:color w:val="000000"/>
-          <w:sz w:val="20"/>
-          <w:szCs w:val="20"/>
-          <w:lang w:val="en-GB"/>
-        </w:rPr>
-        <w:t xml:space="preserve">        }</w:t>
-      </w:r>
+          <w:sz w:val="16"/>
+          <w:szCs w:val="16"/>
+          <w:lang w:val="en-GB"/>
+        </w:rPr>
+        <w:t xml:space="preserve">        checkout </w:t>
+      </w:r>
+      <w:proofErr w:type="spellStart"/>
+      <w:r>
+        <w:rPr>
+          <w:rFonts w:ascii="Courier New" w:hAnsi="Courier New" w:cs="Courier New"/>
+          <w:b/>
+          <w:bCs/>
+          <w:color w:val="000000"/>
+          <w:sz w:val="16"/>
+          <w:szCs w:val="16"/>
+          <w:lang w:val="en-GB"/>
+        </w:rPr>
+        <w:t>scm</w:t>
+      </w:r>
+      <w:proofErr w:type="spellEnd"/>
     </w:p>
     <w:p>
       <w:pPr>
         <w:keepNext/>
         <w:keepLines/>
-        <w:autoSpaceDE w:val="0"/>
-        <w:autoSpaceDN w:val="0"/>
-        <w:adjustRightInd w:val="0"/>
         <w:spacing w:after="0" w:line="240" w:lineRule="auto"/>
-        <w:ind w:left="720"/>
         <w:rPr>
           <w:rFonts w:ascii="Courier New" w:hAnsi="Courier New" w:cs="Courier New"/>
           <w:b/>
           <w:bCs/>
           <w:color w:val="000000"/>
-          <w:sz w:val="20"/>
-          <w:szCs w:val="20"/>
+          <w:sz w:val="16"/>
+          <w:szCs w:val="16"/>
           <w:lang w:val="en-GB"/>
         </w:rPr>
       </w:pPr>
@@ -4961,29 +5778,25 @@
           <w:b/>
           <w:bCs/>
           <w:color w:val="000000"/>
-          <w:sz w:val="20"/>
-          <w:szCs w:val="20"/>
-          <w:lang w:val="en-GB"/>
-        </w:rPr>
-        <w:t xml:space="preserve">    }</w:t>
+          <w:sz w:val="16"/>
+          <w:szCs w:val="16"/>
+          <w:lang w:val="en-GB"/>
+        </w:rPr>
+        <w:t>      }</w:t>
       </w:r>
     </w:p>
     <w:p>
       <w:pPr>
         <w:keepNext/>
         <w:keepLines/>
-        <w:autoSpaceDE w:val="0"/>
-        <w:autoSpaceDN w:val="0"/>
-        <w:adjustRightInd w:val="0"/>
         <w:spacing w:after="0" w:line="240" w:lineRule="auto"/>
-        <w:ind w:left="720"/>
         <w:rPr>
           <w:rFonts w:ascii="Courier New" w:hAnsi="Courier New" w:cs="Courier New"/>
           <w:b/>
           <w:bCs/>
           <w:color w:val="000000"/>
-          <w:sz w:val="20"/>
-          <w:szCs w:val="20"/>
+          <w:sz w:val="16"/>
+          <w:szCs w:val="16"/>
           <w:lang w:val="en-GB"/>
         </w:rPr>
       </w:pPr>
@@ -4993,8 +5806,1028 @@
           <w:b/>
           <w:bCs/>
           <w:color w:val="000000"/>
-          <w:sz w:val="20"/>
-          <w:szCs w:val="20"/>
+          <w:sz w:val="16"/>
+          <w:szCs w:val="16"/>
+          <w:lang w:val="en-GB"/>
+        </w:rPr>
+        <w:t>    }</w:t>
+      </w:r>
+    </w:p>
+    <w:p>
+      <w:pPr>
+        <w:keepNext/>
+        <w:keepLines/>
+        <w:spacing w:after="0" w:line="240" w:lineRule="auto"/>
+        <w:rPr>
+          <w:rFonts w:ascii="Courier New" w:hAnsi="Courier New" w:cs="Courier New"/>
+          <w:b/>
+          <w:bCs/>
+          <w:color w:val="000000"/>
+          <w:sz w:val="16"/>
+          <w:szCs w:val="16"/>
+          <w:lang w:val="en-GB"/>
+        </w:rPr>
+      </w:pPr>
+    </w:p>
+    <w:p>
+      <w:pPr>
+        <w:keepNext/>
+        <w:keepLines/>
+        <w:spacing w:after="0" w:line="240" w:lineRule="auto"/>
+        <w:rPr>
+          <w:rFonts w:ascii="Courier New" w:hAnsi="Courier New" w:cs="Courier New"/>
+          <w:b/>
+          <w:bCs/>
+          <w:color w:val="000000"/>
+          <w:sz w:val="16"/>
+          <w:szCs w:val="16"/>
+          <w:lang w:val="en-GB"/>
+        </w:rPr>
+      </w:pPr>
+      <w:r>
+        <w:rPr>
+          <w:rFonts w:ascii="Courier New" w:hAnsi="Courier New" w:cs="Courier New"/>
+          <w:b/>
+          <w:bCs/>
+          <w:color w:val="000000"/>
+          <w:sz w:val="16"/>
+          <w:szCs w:val="16"/>
+          <w:lang w:val="en-GB"/>
+        </w:rPr>
+        <w:t>    stage('Build Image') {</w:t>
+      </w:r>
+    </w:p>
+    <w:p>
+      <w:pPr>
+        <w:keepNext/>
+        <w:keepLines/>
+        <w:spacing w:after="0" w:line="240" w:lineRule="auto"/>
+        <w:rPr>
+          <w:rFonts w:ascii="Courier New" w:hAnsi="Courier New" w:cs="Courier New"/>
+          <w:b/>
+          <w:bCs/>
+          <w:color w:val="000000"/>
+          <w:sz w:val="16"/>
+          <w:szCs w:val="16"/>
+          <w:lang w:val="en-GB"/>
+        </w:rPr>
+      </w:pPr>
+      <w:r>
+        <w:rPr>
+          <w:rFonts w:ascii="Courier New" w:hAnsi="Courier New" w:cs="Courier New"/>
+          <w:b/>
+          <w:bCs/>
+          <w:color w:val="000000"/>
+          <w:sz w:val="16"/>
+          <w:szCs w:val="16"/>
+          <w:lang w:val="en-GB"/>
+        </w:rPr>
+        <w:t>      steps {</w:t>
+      </w:r>
+    </w:p>
+    <w:p>
+      <w:pPr>
+        <w:keepNext/>
+        <w:keepLines/>
+        <w:spacing w:after="0" w:line="240" w:lineRule="auto"/>
+        <w:rPr>
+          <w:rFonts w:ascii="Courier New" w:hAnsi="Courier New" w:cs="Courier New"/>
+          <w:b/>
+          <w:bCs/>
+          <w:color w:val="000000"/>
+          <w:sz w:val="16"/>
+          <w:szCs w:val="16"/>
+          <w:lang w:val="en-GB"/>
+        </w:rPr>
+      </w:pPr>
+      <w:r>
+        <w:rPr>
+          <w:rFonts w:ascii="Courier New" w:hAnsi="Courier New" w:cs="Courier New"/>
+          <w:b/>
+          <w:bCs/>
+          <w:color w:val="000000"/>
+          <w:sz w:val="16"/>
+          <w:szCs w:val="16"/>
+          <w:lang w:val="en-GB"/>
+        </w:rPr>
+        <w:t xml:space="preserve">        </w:t>
+      </w:r>
+      <w:proofErr w:type="spellStart"/>
+      <w:r>
+        <w:rPr>
+          <w:rFonts w:ascii="Courier New" w:hAnsi="Courier New" w:cs="Courier New"/>
+          <w:b/>
+          <w:bCs/>
+          <w:color w:val="000000"/>
+          <w:sz w:val="16"/>
+          <w:szCs w:val="16"/>
+          <w:lang w:val="en-GB"/>
+        </w:rPr>
+        <w:t>sh</w:t>
+      </w:r>
+      <w:proofErr w:type="spellEnd"/>
+      <w:r>
+        <w:rPr>
+          <w:rFonts w:ascii="Courier New" w:hAnsi="Courier New" w:cs="Courier New"/>
+          <w:b/>
+          <w:bCs/>
+          <w:color w:val="000000"/>
+          <w:sz w:val="16"/>
+          <w:szCs w:val="16"/>
+          <w:lang w:val="en-GB"/>
+        </w:rPr>
+        <w:t xml:space="preserve"> 'docker build -t status-service:${BUILD_NUMBER} .'</w:t>
+      </w:r>
+    </w:p>
+    <w:p>
+      <w:pPr>
+        <w:keepNext/>
+        <w:keepLines/>
+        <w:spacing w:after="0" w:line="240" w:lineRule="auto"/>
+        <w:rPr>
+          <w:rFonts w:ascii="Courier New" w:hAnsi="Courier New" w:cs="Courier New"/>
+          <w:b/>
+          <w:bCs/>
+          <w:color w:val="000000"/>
+          <w:sz w:val="16"/>
+          <w:szCs w:val="16"/>
+          <w:lang w:val="en-GB"/>
+        </w:rPr>
+      </w:pPr>
+      <w:r>
+        <w:rPr>
+          <w:rFonts w:ascii="Courier New" w:hAnsi="Courier New" w:cs="Courier New"/>
+          <w:b/>
+          <w:bCs/>
+          <w:color w:val="000000"/>
+          <w:sz w:val="16"/>
+          <w:szCs w:val="16"/>
+          <w:lang w:val="en-GB"/>
+        </w:rPr>
+        <w:t>      }</w:t>
+      </w:r>
+    </w:p>
+    <w:p>
+      <w:pPr>
+        <w:keepNext/>
+        <w:keepLines/>
+        <w:spacing w:after="0" w:line="240" w:lineRule="auto"/>
+        <w:rPr>
+          <w:rFonts w:ascii="Courier New" w:hAnsi="Courier New" w:cs="Courier New"/>
+          <w:b/>
+          <w:bCs/>
+          <w:color w:val="000000"/>
+          <w:sz w:val="16"/>
+          <w:szCs w:val="16"/>
+          <w:lang w:val="en-GB"/>
+        </w:rPr>
+      </w:pPr>
+      <w:r>
+        <w:rPr>
+          <w:rFonts w:ascii="Courier New" w:hAnsi="Courier New" w:cs="Courier New"/>
+          <w:b/>
+          <w:bCs/>
+          <w:color w:val="000000"/>
+          <w:sz w:val="16"/>
+          <w:szCs w:val="16"/>
+          <w:lang w:val="en-GB"/>
+        </w:rPr>
+        <w:t>    }</w:t>
+      </w:r>
+    </w:p>
+    <w:p>
+      <w:pPr>
+        <w:keepNext/>
+        <w:keepLines/>
+        <w:spacing w:after="0" w:line="240" w:lineRule="auto"/>
+        <w:rPr>
+          <w:rFonts w:ascii="Courier New" w:hAnsi="Courier New" w:cs="Courier New"/>
+          <w:b/>
+          <w:bCs/>
+          <w:color w:val="000000"/>
+          <w:sz w:val="16"/>
+          <w:szCs w:val="16"/>
+          <w:lang w:val="en-GB"/>
+        </w:rPr>
+      </w:pPr>
+    </w:p>
+    <w:p>
+      <w:pPr>
+        <w:keepNext/>
+        <w:keepLines/>
+        <w:spacing w:after="0" w:line="240" w:lineRule="auto"/>
+        <w:rPr>
+          <w:rFonts w:ascii="Courier New" w:hAnsi="Courier New" w:cs="Courier New"/>
+          <w:b/>
+          <w:bCs/>
+          <w:color w:val="000000"/>
+          <w:sz w:val="16"/>
+          <w:szCs w:val="16"/>
+          <w:lang w:val="en-GB"/>
+        </w:rPr>
+      </w:pPr>
+      <w:r>
+        <w:rPr>
+          <w:rFonts w:ascii="Courier New" w:hAnsi="Courier New" w:cs="Courier New"/>
+          <w:b/>
+          <w:bCs/>
+          <w:color w:val="000000"/>
+          <w:sz w:val="16"/>
+          <w:szCs w:val="16"/>
+          <w:lang w:val="en-GB"/>
+        </w:rPr>
+        <w:t>    stage('Test') {</w:t>
+      </w:r>
+    </w:p>
+    <w:p>
+      <w:pPr>
+        <w:keepNext/>
+        <w:keepLines/>
+        <w:spacing w:after="0" w:line="240" w:lineRule="auto"/>
+        <w:rPr>
+          <w:rFonts w:ascii="Courier New" w:hAnsi="Courier New" w:cs="Courier New"/>
+          <w:b/>
+          <w:bCs/>
+          <w:color w:val="000000"/>
+          <w:sz w:val="16"/>
+          <w:szCs w:val="16"/>
+          <w:lang w:val="en-GB"/>
+        </w:rPr>
+      </w:pPr>
+      <w:r>
+        <w:rPr>
+          <w:rFonts w:ascii="Courier New" w:hAnsi="Courier New" w:cs="Courier New"/>
+          <w:b/>
+          <w:bCs/>
+          <w:color w:val="000000"/>
+          <w:sz w:val="16"/>
+          <w:szCs w:val="16"/>
+          <w:lang w:val="en-GB"/>
+        </w:rPr>
+        <w:t>      steps {</w:t>
+      </w:r>
+    </w:p>
+    <w:p>
+      <w:pPr>
+        <w:keepNext/>
+        <w:keepLines/>
+        <w:spacing w:after="0" w:line="240" w:lineRule="auto"/>
+        <w:rPr>
+          <w:rFonts w:ascii="Courier New" w:hAnsi="Courier New" w:cs="Courier New"/>
+          <w:b/>
+          <w:bCs/>
+          <w:color w:val="000000"/>
+          <w:sz w:val="16"/>
+          <w:szCs w:val="16"/>
+          <w:lang w:val="en-GB"/>
+        </w:rPr>
+      </w:pPr>
+      <w:r>
+        <w:rPr>
+          <w:rFonts w:ascii="Courier New" w:hAnsi="Courier New" w:cs="Courier New"/>
+          <w:b/>
+          <w:bCs/>
+          <w:color w:val="000000"/>
+          <w:sz w:val="16"/>
+          <w:szCs w:val="16"/>
+          <w:lang w:val="en-GB"/>
+        </w:rPr>
+        <w:t xml:space="preserve">        </w:t>
+      </w:r>
+      <w:proofErr w:type="spellStart"/>
+      <w:r>
+        <w:rPr>
+          <w:rFonts w:ascii="Courier New" w:hAnsi="Courier New" w:cs="Courier New"/>
+          <w:b/>
+          <w:bCs/>
+          <w:color w:val="000000"/>
+          <w:sz w:val="16"/>
+          <w:szCs w:val="16"/>
+          <w:lang w:val="en-GB"/>
+        </w:rPr>
+        <w:t>sh</w:t>
+      </w:r>
+      <w:proofErr w:type="spellEnd"/>
+      <w:r>
+        <w:rPr>
+          <w:rFonts w:ascii="Courier New" w:hAnsi="Courier New" w:cs="Courier New"/>
+          <w:b/>
+          <w:bCs/>
+          <w:color w:val="000000"/>
+          <w:sz w:val="16"/>
+          <w:szCs w:val="16"/>
+          <w:lang w:val="en-GB"/>
+        </w:rPr>
+        <w:t xml:space="preserve"> 'docker run --rm status-service:${BUILD_NUMBER} node -e "console.log(\\"Tests passed\\")"'</w:t>
+      </w:r>
+    </w:p>
+    <w:p>
+      <w:pPr>
+        <w:keepNext/>
+        <w:keepLines/>
+        <w:spacing w:after="0" w:line="240" w:lineRule="auto"/>
+        <w:rPr>
+          <w:rFonts w:ascii="Courier New" w:hAnsi="Courier New" w:cs="Courier New"/>
+          <w:b/>
+          <w:bCs/>
+          <w:color w:val="000000"/>
+          <w:sz w:val="16"/>
+          <w:szCs w:val="16"/>
+          <w:lang w:val="en-GB"/>
+        </w:rPr>
+      </w:pPr>
+      <w:r>
+        <w:rPr>
+          <w:rFonts w:ascii="Courier New" w:hAnsi="Courier New" w:cs="Courier New"/>
+          <w:b/>
+          <w:bCs/>
+          <w:color w:val="000000"/>
+          <w:sz w:val="16"/>
+          <w:szCs w:val="16"/>
+          <w:lang w:val="en-GB"/>
+        </w:rPr>
+        <w:t>      }</w:t>
+      </w:r>
+    </w:p>
+    <w:p>
+      <w:pPr>
+        <w:keepNext/>
+        <w:keepLines/>
+        <w:spacing w:after="0" w:line="240" w:lineRule="auto"/>
+        <w:rPr>
+          <w:rFonts w:ascii="Courier New" w:hAnsi="Courier New" w:cs="Courier New"/>
+          <w:b/>
+          <w:bCs/>
+          <w:color w:val="000000"/>
+          <w:sz w:val="16"/>
+          <w:szCs w:val="16"/>
+          <w:lang w:val="en-GB"/>
+        </w:rPr>
+      </w:pPr>
+      <w:r>
+        <w:rPr>
+          <w:rFonts w:ascii="Courier New" w:hAnsi="Courier New" w:cs="Courier New"/>
+          <w:b/>
+          <w:bCs/>
+          <w:color w:val="000000"/>
+          <w:sz w:val="16"/>
+          <w:szCs w:val="16"/>
+          <w:lang w:val="en-GB"/>
+        </w:rPr>
+        <w:t>    }</w:t>
+      </w:r>
+    </w:p>
+    <w:p>
+      <w:pPr>
+        <w:keepNext/>
+        <w:keepLines/>
+        <w:spacing w:after="0" w:line="240" w:lineRule="auto"/>
+        <w:rPr>
+          <w:rFonts w:ascii="Courier New" w:hAnsi="Courier New" w:cs="Courier New"/>
+          <w:b/>
+          <w:bCs/>
+          <w:color w:val="000000"/>
+          <w:sz w:val="16"/>
+          <w:szCs w:val="16"/>
+          <w:lang w:val="en-GB"/>
+        </w:rPr>
+      </w:pPr>
+    </w:p>
+    <w:p>
+      <w:pPr>
+        <w:keepNext/>
+        <w:keepLines/>
+        <w:spacing w:after="0" w:line="240" w:lineRule="auto"/>
+        <w:rPr>
+          <w:rFonts w:ascii="Courier New" w:hAnsi="Courier New" w:cs="Courier New"/>
+          <w:b/>
+          <w:bCs/>
+          <w:color w:val="000000"/>
+          <w:sz w:val="16"/>
+          <w:szCs w:val="16"/>
+          <w:lang w:val="en-GB"/>
+        </w:rPr>
+      </w:pPr>
+      <w:r>
+        <w:rPr>
+          <w:rFonts w:ascii="Courier New" w:hAnsi="Courier New" w:cs="Courier New"/>
+          <w:b/>
+          <w:bCs/>
+          <w:color w:val="000000"/>
+          <w:sz w:val="16"/>
+          <w:szCs w:val="16"/>
+          <w:lang w:val="en-GB"/>
+        </w:rPr>
+        <w:t>    stage('Deploy') {</w:t>
+      </w:r>
+    </w:p>
+    <w:p>
+      <w:pPr>
+        <w:keepNext/>
+        <w:keepLines/>
+        <w:spacing w:after="0" w:line="240" w:lineRule="auto"/>
+        <w:rPr>
+          <w:rFonts w:ascii="Courier New" w:hAnsi="Courier New" w:cs="Courier New"/>
+          <w:b/>
+          <w:bCs/>
+          <w:color w:val="000000"/>
+          <w:sz w:val="16"/>
+          <w:szCs w:val="16"/>
+          <w:lang w:val="en-GB"/>
+        </w:rPr>
+      </w:pPr>
+      <w:r>
+        <w:rPr>
+          <w:rFonts w:ascii="Courier New" w:hAnsi="Courier New" w:cs="Courier New"/>
+          <w:b/>
+          <w:bCs/>
+          <w:color w:val="000000"/>
+          <w:sz w:val="16"/>
+          <w:szCs w:val="16"/>
+          <w:lang w:val="en-GB"/>
+        </w:rPr>
+        <w:t>      when {</w:t>
+      </w:r>
+    </w:p>
+    <w:p>
+      <w:pPr>
+        <w:keepNext/>
+        <w:keepLines/>
+        <w:spacing w:after="0" w:line="240" w:lineRule="auto"/>
+        <w:rPr>
+          <w:rFonts w:ascii="Courier New" w:hAnsi="Courier New" w:cs="Courier New"/>
+          <w:b/>
+          <w:bCs/>
+          <w:color w:val="000000"/>
+          <w:sz w:val="16"/>
+          <w:szCs w:val="16"/>
+          <w:lang w:val="en-GB"/>
+        </w:rPr>
+      </w:pPr>
+      <w:r>
+        <w:rPr>
+          <w:rFonts w:ascii="Courier New" w:hAnsi="Courier New" w:cs="Courier New"/>
+          <w:b/>
+          <w:bCs/>
+          <w:color w:val="000000"/>
+          <w:sz w:val="16"/>
+          <w:szCs w:val="16"/>
+          <w:lang w:val="en-GB"/>
+        </w:rPr>
+        <w:t xml:space="preserve">        expression { </w:t>
+      </w:r>
+      <w:proofErr w:type="spellStart"/>
+      <w:r>
+        <w:rPr>
+          <w:rFonts w:ascii="Courier New" w:hAnsi="Courier New" w:cs="Courier New"/>
+          <w:b/>
+          <w:bCs/>
+          <w:color w:val="000000"/>
+          <w:sz w:val="16"/>
+          <w:szCs w:val="16"/>
+          <w:lang w:val="en-GB"/>
+        </w:rPr>
+        <w:t>params.ENV</w:t>
+      </w:r>
+      <w:proofErr w:type="spellEnd"/>
+      <w:r>
+        <w:rPr>
+          <w:rFonts w:ascii="Courier New" w:hAnsi="Courier New" w:cs="Courier New"/>
+          <w:b/>
+          <w:bCs/>
+          <w:color w:val="000000"/>
+          <w:sz w:val="16"/>
+          <w:szCs w:val="16"/>
+          <w:lang w:val="en-GB"/>
+        </w:rPr>
+        <w:t xml:space="preserve"> != 'prod' }</w:t>
+      </w:r>
+    </w:p>
+    <w:p>
+      <w:pPr>
+        <w:keepNext/>
+        <w:keepLines/>
+        <w:spacing w:after="0" w:line="240" w:lineRule="auto"/>
+        <w:rPr>
+          <w:rFonts w:ascii="Courier New" w:hAnsi="Courier New" w:cs="Courier New"/>
+          <w:b/>
+          <w:bCs/>
+          <w:color w:val="000000"/>
+          <w:sz w:val="16"/>
+          <w:szCs w:val="16"/>
+          <w:lang w:val="en-GB"/>
+        </w:rPr>
+      </w:pPr>
+      <w:r>
+        <w:rPr>
+          <w:rFonts w:ascii="Courier New" w:hAnsi="Courier New" w:cs="Courier New"/>
+          <w:b/>
+          <w:bCs/>
+          <w:color w:val="000000"/>
+          <w:sz w:val="16"/>
+          <w:szCs w:val="16"/>
+          <w:lang w:val="en-GB"/>
+        </w:rPr>
+        <w:t>      }</w:t>
+      </w:r>
+    </w:p>
+    <w:p>
+      <w:pPr>
+        <w:keepNext/>
+        <w:keepLines/>
+        <w:spacing w:after="0" w:line="240" w:lineRule="auto"/>
+        <w:rPr>
+          <w:rFonts w:ascii="Courier New" w:hAnsi="Courier New" w:cs="Courier New"/>
+          <w:b/>
+          <w:bCs/>
+          <w:color w:val="000000"/>
+          <w:sz w:val="16"/>
+          <w:szCs w:val="16"/>
+          <w:lang w:val="en-GB"/>
+        </w:rPr>
+      </w:pPr>
+      <w:r>
+        <w:rPr>
+          <w:rFonts w:ascii="Courier New" w:hAnsi="Courier New" w:cs="Courier New"/>
+          <w:b/>
+          <w:bCs/>
+          <w:color w:val="000000"/>
+          <w:sz w:val="16"/>
+          <w:szCs w:val="16"/>
+          <w:lang w:val="en-GB"/>
+        </w:rPr>
+        <w:t>      steps {</w:t>
+      </w:r>
+    </w:p>
+    <w:p>
+      <w:pPr>
+        <w:keepNext/>
+        <w:keepLines/>
+        <w:spacing w:after="0" w:line="240" w:lineRule="auto"/>
+        <w:rPr>
+          <w:rFonts w:ascii="Courier New" w:hAnsi="Courier New" w:cs="Courier New"/>
+          <w:b/>
+          <w:bCs/>
+          <w:color w:val="000000"/>
+          <w:sz w:val="16"/>
+          <w:szCs w:val="16"/>
+          <w:lang w:val="en-GB"/>
+        </w:rPr>
+      </w:pPr>
+      <w:r>
+        <w:rPr>
+          <w:rFonts w:ascii="Courier New" w:hAnsi="Courier New" w:cs="Courier New"/>
+          <w:b/>
+          <w:bCs/>
+          <w:color w:val="000000"/>
+          <w:sz w:val="16"/>
+          <w:szCs w:val="16"/>
+          <w:lang w:val="en-GB"/>
+        </w:rPr>
+        <w:t xml:space="preserve">        </w:t>
+      </w:r>
+      <w:proofErr w:type="spellStart"/>
+      <w:r>
+        <w:rPr>
+          <w:rFonts w:ascii="Courier New" w:hAnsi="Courier New" w:cs="Courier New"/>
+          <w:b/>
+          <w:bCs/>
+          <w:color w:val="000000"/>
+          <w:sz w:val="16"/>
+          <w:szCs w:val="16"/>
+          <w:lang w:val="en-GB"/>
+        </w:rPr>
+        <w:t>sh</w:t>
+      </w:r>
+      <w:proofErr w:type="spellEnd"/>
+      <w:r>
+        <w:rPr>
+          <w:rFonts w:ascii="Courier New" w:hAnsi="Courier New" w:cs="Courier New"/>
+          <w:b/>
+          <w:bCs/>
+          <w:color w:val="000000"/>
+          <w:sz w:val="16"/>
+          <w:szCs w:val="16"/>
+          <w:lang w:val="en-GB"/>
+        </w:rPr>
+        <w:t xml:space="preserve"> 'docker run -d -p 3000:3000 -e ENV=${ENV} status-service:${BUILD_NUMBER}'</w:t>
+      </w:r>
+    </w:p>
+    <w:p>
+      <w:pPr>
+        <w:keepNext/>
+        <w:keepLines/>
+        <w:spacing w:after="0" w:line="240" w:lineRule="auto"/>
+        <w:rPr>
+          <w:rFonts w:ascii="Courier New" w:hAnsi="Courier New" w:cs="Courier New"/>
+          <w:b/>
+          <w:bCs/>
+          <w:color w:val="000000"/>
+          <w:sz w:val="16"/>
+          <w:szCs w:val="16"/>
+          <w:lang w:val="en-GB"/>
+        </w:rPr>
+      </w:pPr>
+      <w:r>
+        <w:rPr>
+          <w:rFonts w:ascii="Courier New" w:hAnsi="Courier New" w:cs="Courier New"/>
+          <w:b/>
+          <w:bCs/>
+          <w:color w:val="000000"/>
+          <w:sz w:val="16"/>
+          <w:szCs w:val="16"/>
+          <w:lang w:val="en-GB"/>
+        </w:rPr>
+        <w:t>      }</w:t>
+      </w:r>
+    </w:p>
+    <w:p>
+      <w:pPr>
+        <w:keepNext/>
+        <w:keepLines/>
+        <w:spacing w:after="0" w:line="240" w:lineRule="auto"/>
+        <w:rPr>
+          <w:rFonts w:ascii="Courier New" w:hAnsi="Courier New" w:cs="Courier New"/>
+          <w:b/>
+          <w:bCs/>
+          <w:color w:val="000000"/>
+          <w:sz w:val="16"/>
+          <w:szCs w:val="16"/>
+          <w:lang w:val="en-GB"/>
+        </w:rPr>
+      </w:pPr>
+      <w:r>
+        <w:rPr>
+          <w:rFonts w:ascii="Courier New" w:hAnsi="Courier New" w:cs="Courier New"/>
+          <w:b/>
+          <w:bCs/>
+          <w:color w:val="000000"/>
+          <w:sz w:val="16"/>
+          <w:szCs w:val="16"/>
+          <w:lang w:val="en-GB"/>
+        </w:rPr>
+        <w:t>    }</w:t>
+      </w:r>
+    </w:p>
+    <w:p>
+      <w:pPr>
+        <w:keepNext/>
+        <w:keepLines/>
+        <w:spacing w:after="0" w:line="240" w:lineRule="auto"/>
+        <w:rPr>
+          <w:rFonts w:ascii="Courier New" w:hAnsi="Courier New" w:cs="Courier New"/>
+          <w:b/>
+          <w:bCs/>
+          <w:color w:val="000000"/>
+          <w:sz w:val="16"/>
+          <w:szCs w:val="16"/>
+          <w:lang w:val="en-GB"/>
+        </w:rPr>
+      </w:pPr>
+    </w:p>
+    <w:p>
+      <w:pPr>
+        <w:keepNext/>
+        <w:keepLines/>
+        <w:spacing w:after="0" w:line="240" w:lineRule="auto"/>
+        <w:rPr>
+          <w:rFonts w:ascii="Courier New" w:hAnsi="Courier New" w:cs="Courier New"/>
+          <w:b/>
+          <w:bCs/>
+          <w:color w:val="000000"/>
+          <w:sz w:val="16"/>
+          <w:szCs w:val="16"/>
+          <w:lang w:val="en-GB"/>
+        </w:rPr>
+      </w:pPr>
+      <w:r>
+        <w:rPr>
+          <w:rFonts w:ascii="Courier New" w:hAnsi="Courier New" w:cs="Courier New"/>
+          <w:b/>
+          <w:bCs/>
+          <w:color w:val="000000"/>
+          <w:sz w:val="16"/>
+          <w:szCs w:val="16"/>
+          <w:lang w:val="en-GB"/>
+        </w:rPr>
+        <w:t>    stage('Deploy to Prod') {</w:t>
+      </w:r>
+    </w:p>
+    <w:p>
+      <w:pPr>
+        <w:keepNext/>
+        <w:keepLines/>
+        <w:spacing w:after="0" w:line="240" w:lineRule="auto"/>
+        <w:rPr>
+          <w:rFonts w:ascii="Courier New" w:hAnsi="Courier New" w:cs="Courier New"/>
+          <w:b/>
+          <w:bCs/>
+          <w:color w:val="000000"/>
+          <w:sz w:val="16"/>
+          <w:szCs w:val="16"/>
+          <w:lang w:val="en-GB"/>
+        </w:rPr>
+      </w:pPr>
+      <w:r>
+        <w:rPr>
+          <w:rFonts w:ascii="Courier New" w:hAnsi="Courier New" w:cs="Courier New"/>
+          <w:b/>
+          <w:bCs/>
+          <w:color w:val="000000"/>
+          <w:sz w:val="16"/>
+          <w:szCs w:val="16"/>
+          <w:lang w:val="en-GB"/>
+        </w:rPr>
+        <w:t>      when {</w:t>
+      </w:r>
+    </w:p>
+    <w:p>
+      <w:pPr>
+        <w:keepNext/>
+        <w:keepLines/>
+        <w:spacing w:after="0" w:line="240" w:lineRule="auto"/>
+        <w:rPr>
+          <w:rFonts w:ascii="Courier New" w:hAnsi="Courier New" w:cs="Courier New"/>
+          <w:b/>
+          <w:bCs/>
+          <w:color w:val="000000"/>
+          <w:sz w:val="16"/>
+          <w:szCs w:val="16"/>
+          <w:lang w:val="en-GB"/>
+        </w:rPr>
+      </w:pPr>
+      <w:r>
+        <w:rPr>
+          <w:rFonts w:ascii="Courier New" w:hAnsi="Courier New" w:cs="Courier New"/>
+          <w:b/>
+          <w:bCs/>
+          <w:color w:val="000000"/>
+          <w:sz w:val="16"/>
+          <w:szCs w:val="16"/>
+          <w:lang w:val="en-GB"/>
+        </w:rPr>
+        <w:t xml:space="preserve">        expression { </w:t>
+      </w:r>
+      <w:proofErr w:type="spellStart"/>
+      <w:r>
+        <w:rPr>
+          <w:rFonts w:ascii="Courier New" w:hAnsi="Courier New" w:cs="Courier New"/>
+          <w:b/>
+          <w:bCs/>
+          <w:color w:val="000000"/>
+          <w:sz w:val="16"/>
+          <w:szCs w:val="16"/>
+          <w:lang w:val="en-GB"/>
+        </w:rPr>
+        <w:t>params.ENV</w:t>
+      </w:r>
+      <w:proofErr w:type="spellEnd"/>
+      <w:r>
+        <w:rPr>
+          <w:rFonts w:ascii="Courier New" w:hAnsi="Courier New" w:cs="Courier New"/>
+          <w:b/>
+          <w:bCs/>
+          <w:color w:val="000000"/>
+          <w:sz w:val="16"/>
+          <w:szCs w:val="16"/>
+          <w:lang w:val="en-GB"/>
+        </w:rPr>
+        <w:t xml:space="preserve"> == 'prod' }</w:t>
+      </w:r>
+    </w:p>
+    <w:p>
+      <w:pPr>
+        <w:keepNext/>
+        <w:keepLines/>
+        <w:spacing w:after="0" w:line="240" w:lineRule="auto"/>
+        <w:rPr>
+          <w:rFonts w:ascii="Courier New" w:hAnsi="Courier New" w:cs="Courier New"/>
+          <w:b/>
+          <w:bCs/>
+          <w:color w:val="000000"/>
+          <w:sz w:val="16"/>
+          <w:szCs w:val="16"/>
+          <w:lang w:val="en-GB"/>
+        </w:rPr>
+      </w:pPr>
+      <w:r>
+        <w:rPr>
+          <w:rFonts w:ascii="Courier New" w:hAnsi="Courier New" w:cs="Courier New"/>
+          <w:b/>
+          <w:bCs/>
+          <w:color w:val="000000"/>
+          <w:sz w:val="16"/>
+          <w:szCs w:val="16"/>
+          <w:lang w:val="en-GB"/>
+        </w:rPr>
+        <w:t>      }</w:t>
+      </w:r>
+    </w:p>
+    <w:p>
+      <w:pPr>
+        <w:keepNext/>
+        <w:keepLines/>
+        <w:spacing w:after="0" w:line="240" w:lineRule="auto"/>
+        <w:rPr>
+          <w:rFonts w:ascii="Courier New" w:hAnsi="Courier New" w:cs="Courier New"/>
+          <w:b/>
+          <w:bCs/>
+          <w:color w:val="000000"/>
+          <w:sz w:val="16"/>
+          <w:szCs w:val="16"/>
+          <w:lang w:val="en-GB"/>
+        </w:rPr>
+      </w:pPr>
+      <w:r>
+        <w:rPr>
+          <w:rFonts w:ascii="Courier New" w:hAnsi="Courier New" w:cs="Courier New"/>
+          <w:b/>
+          <w:bCs/>
+          <w:color w:val="000000"/>
+          <w:sz w:val="16"/>
+          <w:szCs w:val="16"/>
+          <w:lang w:val="en-GB"/>
+        </w:rPr>
+        <w:t>      steps {</w:t>
+      </w:r>
+    </w:p>
+    <w:p>
+      <w:pPr>
+        <w:spacing w:after="0" w:line="240" w:lineRule="auto"/>
+        <w:rPr>
+          <w:rFonts w:ascii="Courier New" w:hAnsi="Courier New" w:cs="Courier New"/>
+          <w:b/>
+          <w:bCs/>
+          <w:color w:val="000000"/>
+          <w:sz w:val="16"/>
+          <w:szCs w:val="16"/>
+          <w:lang w:val="en-GB"/>
+        </w:rPr>
+      </w:pPr>
+      <w:r>
+        <w:rPr>
+          <w:rFonts w:ascii="Courier New" w:hAnsi="Courier New" w:cs="Courier New"/>
+          <w:b/>
+          <w:bCs/>
+          <w:color w:val="000000"/>
+          <w:sz w:val="16"/>
+          <w:szCs w:val="16"/>
+          <w:lang w:val="en-GB"/>
+        </w:rPr>
+        <w:t>        input message: 'Approve production deployment'</w:t>
+      </w:r>
+    </w:p>
+    <w:p>
+      <w:pPr>
+        <w:spacing w:after="0" w:line="240" w:lineRule="auto"/>
+        <w:rPr>
+          <w:rFonts w:ascii="Courier New" w:hAnsi="Courier New" w:cs="Courier New"/>
+          <w:b/>
+          <w:bCs/>
+          <w:color w:val="000000"/>
+          <w:sz w:val="16"/>
+          <w:szCs w:val="16"/>
+          <w:lang w:val="en-GB"/>
+        </w:rPr>
+      </w:pPr>
+      <w:r>
+        <w:rPr>
+          <w:rFonts w:ascii="Courier New" w:hAnsi="Courier New" w:cs="Courier New"/>
+          <w:b/>
+          <w:bCs/>
+          <w:color w:val="000000"/>
+          <w:sz w:val="16"/>
+          <w:szCs w:val="16"/>
+          <w:lang w:val="en-GB"/>
+        </w:rPr>
+        <w:t xml:space="preserve">        </w:t>
+      </w:r>
+      <w:proofErr w:type="spellStart"/>
+      <w:r>
+        <w:rPr>
+          <w:rFonts w:ascii="Courier New" w:hAnsi="Courier New" w:cs="Courier New"/>
+          <w:b/>
+          <w:bCs/>
+          <w:color w:val="000000"/>
+          <w:sz w:val="16"/>
+          <w:szCs w:val="16"/>
+          <w:lang w:val="en-GB"/>
+        </w:rPr>
+        <w:t>sh</w:t>
+      </w:r>
+      <w:proofErr w:type="spellEnd"/>
+      <w:r>
+        <w:rPr>
+          <w:rFonts w:ascii="Courier New" w:hAnsi="Courier New" w:cs="Courier New"/>
+          <w:b/>
+          <w:bCs/>
+          <w:color w:val="000000"/>
+          <w:sz w:val="16"/>
+          <w:szCs w:val="16"/>
+          <w:lang w:val="en-GB"/>
+        </w:rPr>
+        <w:t xml:space="preserve"> 'docker run -d -p 3000:3000 -e ENV=prod status-service:${BUILD_NUMBER}'</w:t>
+      </w:r>
+    </w:p>
+    <w:p>
+      <w:pPr>
+        <w:spacing w:after="0" w:line="240" w:lineRule="auto"/>
+        <w:rPr>
+          <w:rFonts w:ascii="Courier New" w:hAnsi="Courier New" w:cs="Courier New"/>
+          <w:b/>
+          <w:bCs/>
+          <w:color w:val="000000"/>
+          <w:sz w:val="16"/>
+          <w:szCs w:val="16"/>
+          <w:lang w:val="en-GB"/>
+        </w:rPr>
+      </w:pPr>
+      <w:r>
+        <w:rPr>
+          <w:rFonts w:ascii="Courier New" w:hAnsi="Courier New" w:cs="Courier New"/>
+          <w:b/>
+          <w:bCs/>
+          <w:color w:val="000000"/>
+          <w:sz w:val="16"/>
+          <w:szCs w:val="16"/>
+          <w:lang w:val="en-GB"/>
+        </w:rPr>
+        <w:t>      }</w:t>
+      </w:r>
+    </w:p>
+    <w:p>
+      <w:pPr>
+        <w:spacing w:after="0" w:line="240" w:lineRule="auto"/>
+        <w:rPr>
+          <w:rFonts w:ascii="Courier New" w:hAnsi="Courier New" w:cs="Courier New"/>
+          <w:b/>
+          <w:bCs/>
+          <w:color w:val="000000"/>
+          <w:sz w:val="16"/>
+          <w:szCs w:val="16"/>
+          <w:lang w:val="en-GB"/>
+        </w:rPr>
+      </w:pPr>
+      <w:r>
+        <w:rPr>
+          <w:rFonts w:ascii="Courier New" w:hAnsi="Courier New" w:cs="Courier New"/>
+          <w:b/>
+          <w:bCs/>
+          <w:color w:val="000000"/>
+          <w:sz w:val="16"/>
+          <w:szCs w:val="16"/>
+          <w:lang w:val="en-GB"/>
+        </w:rPr>
+        <w:t>    }</w:t>
+      </w:r>
+    </w:p>
+    <w:p>
+      <w:pPr>
+        <w:spacing w:after="0" w:line="240" w:lineRule="auto"/>
+        <w:rPr>
+          <w:rFonts w:ascii="Courier New" w:hAnsi="Courier New" w:cs="Courier New"/>
+          <w:b/>
+          <w:bCs/>
+          <w:color w:val="000000"/>
+          <w:sz w:val="16"/>
+          <w:szCs w:val="16"/>
+          <w:lang w:val="en-GB"/>
+        </w:rPr>
+      </w:pPr>
+      <w:r>
+        <w:rPr>
+          <w:rFonts w:ascii="Courier New" w:hAnsi="Courier New" w:cs="Courier New"/>
+          <w:b/>
+          <w:bCs/>
+          <w:color w:val="000000"/>
+          <w:sz w:val="16"/>
+          <w:szCs w:val="16"/>
+          <w:lang w:val="en-GB"/>
+        </w:rPr>
+        <w:t>  }</w:t>
+      </w:r>
+    </w:p>
+    <w:p>
+      <w:pPr>
+        <w:spacing w:after="0" w:line="240" w:lineRule="auto"/>
+        <w:rPr>
+          <w:rFonts w:ascii="Courier New" w:hAnsi="Courier New" w:cs="Courier New"/>
+          <w:b/>
+          <w:bCs/>
+          <w:color w:val="000000"/>
+          <w:sz w:val="16"/>
+          <w:szCs w:val="16"/>
+          <w:lang w:val="en-GB"/>
+        </w:rPr>
+      </w:pPr>
+      <w:r>
+        <w:rPr>
+          <w:rFonts w:ascii="Courier New" w:hAnsi="Courier New" w:cs="Courier New"/>
+          <w:b/>
+          <w:bCs/>
+          <w:color w:val="000000"/>
+          <w:sz w:val="16"/>
+          <w:szCs w:val="16"/>
           <w:lang w:val="en-GB"/>
         </w:rPr>
         <w:t>}</w:t>
@@ -5006,6 +6839,7 @@
         <w:pStyle w:val="Heading2"/>
       </w:pPr>
       <w:r>
+        <w:lastRenderedPageBreak/>
         <w:t>Step 10: Push the Project to Git</w:t>
       </w:r>
       <w:r>
@@ -5028,6 +6862,7 @@
         </w:rPr>
         <w:t xml:space="preserve">Create a Github repo called </w:t>
       </w:r>
+      <w:proofErr w:type="spellStart"/>
       <w:r>
         <w:rPr>
           <w:b/>
@@ -5038,6 +6873,7 @@
         </w:rPr>
         <w:t>Jenkins_docker</w:t>
       </w:r>
+      <w:proofErr w:type="spellEnd"/>
       <w:r>
         <w:rPr>
           <w:color w:val="403152" w:themeColor="accent4" w:themeShade="80"/>
@@ -5065,8 +6901,9 @@
           <w:sz w:val="24"/>
           <w:szCs w:val="24"/>
         </w:rPr>
-        <w:t>git init</w:t>
-      </w:r>
+        <w:t xml:space="preserve">git </w:t>
+      </w:r>
+      <w:proofErr w:type="spellStart"/>
       <w:r>
         <w:rPr>
           <w:rFonts w:ascii="Courier New" w:hAnsi="Courier New" w:cs="Courier New"/>
@@ -5075,8 +6912,9 @@
           <w:sz w:val="24"/>
           <w:szCs w:val="24"/>
         </w:rPr>
-        <w:br/>
-      </w:r>
+        <w:t>init</w:t>
+      </w:r>
+      <w:proofErr w:type="spellEnd"/>
       <w:r>
         <w:rPr>
           <w:rFonts w:ascii="Courier New" w:hAnsi="Courier New" w:cs="Courier New"/>
@@ -5085,7 +6923,7 @@
           <w:sz w:val="24"/>
           <w:szCs w:val="24"/>
         </w:rPr>
-        <w:t>git add .</w:t>
+        <w:br/>
       </w:r>
       <w:r>
         <w:rPr>
@@ -5095,7 +6933,7 @@
           <w:sz w:val="24"/>
           <w:szCs w:val="24"/>
         </w:rPr>
-        <w:br/>
+        <w:t>git add .</w:t>
       </w:r>
       <w:r>
         <w:rPr>
@@ -5105,7 +6943,7 @@
           <w:sz w:val="24"/>
           <w:szCs w:val="24"/>
         </w:rPr>
-        <w:t>git commit -m "</w:t>
+        <w:br/>
       </w:r>
       <w:r>
         <w:rPr>
@@ -5115,7 +6953,7 @@
           <w:sz w:val="24"/>
           <w:szCs w:val="24"/>
         </w:rPr>
-        <w:t>First</w:t>
+        <w:t>git commit -m "</w:t>
       </w:r>
       <w:r>
         <w:rPr>
@@ -5125,7 +6963,7 @@
           <w:sz w:val="24"/>
           <w:szCs w:val="24"/>
         </w:rPr>
-        <w:t xml:space="preserve"> commit"</w:t>
+        <w:t>First</w:t>
       </w:r>
       <w:r>
         <w:rPr>
@@ -5135,7 +6973,7 @@
           <w:sz w:val="24"/>
           <w:szCs w:val="24"/>
         </w:rPr>
-        <w:br/>
+        <w:t xml:space="preserve"> commit"</w:t>
       </w:r>
       <w:r>
         <w:rPr>
@@ -5145,6 +6983,7 @@
           <w:sz w:val="24"/>
           <w:szCs w:val="24"/>
         </w:rPr>
+        <w:br/>
         <w:t>git branch -M main</w:t>
       </w:r>
       <w:r>
@@ -5176,8 +7015,9 @@
           <w:szCs w:val="18"/>
           <w:lang w:val="en-GB"/>
         </w:rPr>
-        <w:t>https://github.com/</w:t>
-      </w:r>
+        <w:t>https://github.com/&lt;your name&gt;/</w:t>
+      </w:r>
+      <w:proofErr w:type="spellStart"/>
       <w:r>
         <w:rPr>
           <w:rFonts w:ascii="Courier New" w:hAnsi="Courier New" w:cs="Courier New"/>
@@ -5187,19 +7027,9 @@
           <w:szCs w:val="18"/>
           <w:lang w:val="en-GB"/>
         </w:rPr>
-        <w:t>&lt;your name&gt;</w:t>
-      </w:r>
-      <w:r>
-        <w:rPr>
-          <w:rFonts w:ascii="Courier New" w:hAnsi="Courier New" w:cs="Courier New"/>
-          <w:b/>
-          <w:bCs/>
-          <w:sz w:val="18"/>
-          <w:szCs w:val="18"/>
-          <w:lang w:val="en-GB"/>
-        </w:rPr>
-        <w:t>/jenkins_docker.git</w:t>
-      </w:r>
+        <w:t>jenkins_docker.git</w:t>
+      </w:r>
+      <w:proofErr w:type="spellEnd"/>
       <w:r>
         <w:rPr>
           <w:rFonts w:ascii="Courier New" w:hAnsi="Courier New" w:cs="Courier New"/>
@@ -5316,6 +7146,7 @@
       <w:r>
         <w:t xml:space="preserve"> </w:t>
       </w:r>
+      <w:proofErr w:type="spellStart"/>
       <w:r>
         <w:rPr>
           <w:b/>
@@ -5323,6 +7154,7 @@
         </w:rPr>
         <w:t>Jenkinsfile</w:t>
       </w:r>
+      <w:proofErr w:type="spellEnd"/>
     </w:p>
     <w:p>
       <w:pPr>
